--- a/Отчёт.docx
+++ b/Отчёт.docx
@@ -1,6 +1,6 @@
 
 <file path=word/document.xml><?xml version="1.0" encoding="utf-8"?>
-<w:document xmlns:wpc="http://schemas.microsoft.com/office/word/2010/wordprocessingCanvas" xmlns:cx="http://schemas.microsoft.com/office/drawing/2014/chartex" xmlns:cx1="http://schemas.microsoft.com/office/drawing/2015/9/8/chartex" xmlns:cx2="http://schemas.microsoft.com/office/drawing/2015/10/21/chartex" xmlns:cx3="http://schemas.microsoft.com/office/drawing/2016/5/9/chartex" xmlns:cx4="http://schemas.microsoft.com/office/drawing/2016/5/10/chartex" xmlns:cx5="http://schemas.microsoft.com/office/drawing/2016/5/11/chartex" xmlns:cx6="http://schemas.microsoft.com/office/drawing/2016/5/12/chartex" xmlns:cx7="http://schemas.microsoft.com/office/drawing/2016/5/13/chartex" xmlns:cx8="http://schemas.microsoft.com/office/drawing/2016/5/14/chartex" xmlns:mc="http://schemas.openxmlformats.org/markup-compatibility/2006" xmlns:aink="http://schemas.microsoft.com/office/drawing/2016/ink" xmlns:am3d="http://schemas.microsoft.com/office/drawing/2017/model3d" xmlns:o="urn:schemas-microsoft-com:office:office" xmlns:oel="http://schemas.microsoft.com/office/2019/extlst" xmlns:r="http://schemas.openxmlformats.org/officeDocument/2006/relationships" xmlns:m="http://schemas.openxmlformats.org/officeDocument/2006/math" xmlns:v="urn:schemas-microsoft-com:vml" xmlns:wp14="http://schemas.microsoft.com/office/word/2010/wordprocessingDrawing" xmlns:wp="http://schemas.openxmlformats.org/drawingml/2006/wordprocessingDrawing" xmlns:w10="urn:schemas-microsoft-com:office:word" xmlns:w="http://schemas.openxmlformats.org/wordprocessingml/2006/main" xmlns:w14="http://schemas.microsoft.com/office/word/2010/wordml" xmlns:w15="http://schemas.microsoft.com/office/word/2012/wordml" xmlns:w16cex="http://schemas.microsoft.com/office/word/2018/wordml/cex" xmlns:w16cid="http://schemas.microsoft.com/office/word/2016/wordml/cid" xmlns:w16="http://schemas.microsoft.com/office/word/2018/wordml" xmlns:w16sdtdh="http://schemas.microsoft.com/office/word/2020/wordml/sdtdatahash" xmlns:w16se="http://schemas.microsoft.com/office/word/2015/wordml/symex" xmlns:wpg="http://schemas.microsoft.com/office/word/2010/wordprocessingGroup" xmlns:wpi="http://schemas.microsoft.com/office/word/2010/wordprocessingInk" xmlns:wne="http://schemas.microsoft.com/office/word/2006/wordml" xmlns:wps="http://schemas.microsoft.com/office/word/2010/wordprocessingShape" mc:Ignorable="w14 w15 w16se w16cid w16 w16cex w16sdtdh wp14">
+<w:document xmlns:wpc="http://schemas.microsoft.com/office/word/2010/wordprocessingCanvas" xmlns:cx="http://schemas.microsoft.com/office/drawing/2014/chartex" xmlns:cx1="http://schemas.microsoft.com/office/drawing/2015/9/8/chartex" xmlns:cx2="http://schemas.microsoft.com/office/drawing/2015/10/21/chartex" xmlns:cx3="http://schemas.microsoft.com/office/drawing/2016/5/9/chartex" xmlns:cx4="http://schemas.microsoft.com/office/drawing/2016/5/10/chartex" xmlns:cx5="http://schemas.microsoft.com/office/drawing/2016/5/11/chartex" xmlns:cx6="http://schemas.microsoft.com/office/drawing/2016/5/12/chartex" xmlns:cx7="http://schemas.microsoft.com/office/drawing/2016/5/13/chartex" xmlns:cx8="http://schemas.microsoft.com/office/drawing/2016/5/14/chartex" xmlns:mc="http://schemas.openxmlformats.org/markup-compatibility/2006" xmlns:aink="http://schemas.microsoft.com/office/drawing/2016/ink" xmlns:am3d="http://schemas.microsoft.com/office/drawing/2017/model3d" xmlns:o="urn:schemas-microsoft-com:office:office" xmlns:oel="http://schemas.microsoft.com/office/2019/extlst" xmlns:r="http://schemas.openxmlformats.org/officeDocument/2006/relationships" xmlns:m="http://schemas.openxmlformats.org/officeDocument/2006/math" xmlns:v="urn:schemas-microsoft-com:vml" xmlns:wp14="http://schemas.microsoft.com/office/word/2010/wordprocessingDrawing" xmlns:wp="http://schemas.openxmlformats.org/drawingml/2006/wordprocessingDrawing" xmlns:w10="urn:schemas-microsoft-com:office:word" xmlns:w="http://schemas.openxmlformats.org/wordprocessingml/2006/main" xmlns:w14="http://schemas.microsoft.com/office/word/2010/wordml" xmlns:w15="http://schemas.microsoft.com/office/word/2012/wordml" xmlns:w16cex="http://schemas.microsoft.com/office/word/2018/wordml/cex" xmlns:w16cid="http://schemas.microsoft.com/office/word/2016/wordml/cid" xmlns:w16="http://schemas.microsoft.com/office/word/2018/wordml" xmlns:w16du="http://schemas.microsoft.com/office/word/2023/wordml/word16du" xmlns:w16sdtdh="http://schemas.microsoft.com/office/word/2020/wordml/sdtdatahash" xmlns:w16sdtfl="http://schemas.microsoft.com/office/word/2024/wordml/sdtformatlock" xmlns:w16se="http://schemas.microsoft.com/office/word/2015/wordml/symex" xmlns:wpg="http://schemas.microsoft.com/office/word/2010/wordprocessingGroup" xmlns:wpi="http://schemas.microsoft.com/office/word/2010/wordprocessingInk" xmlns:wne="http://schemas.microsoft.com/office/word/2006/wordml" xmlns:wps="http://schemas.microsoft.com/office/word/2010/wordprocessingShape" mc:Ignorable="w14 w15 w16se w16cid w16 w16cex w16sdtdh w16sdtfl w16du wp14">
   <w:body>
     <w:p>
       <w:pPr>
@@ -801,32 +801,583 @@
         <w:t xml:space="preserve"> уч. год</w:t>
       </w:r>
     </w:p>
-    <w:p>
-      <w:pPr>
-        <w:spacing w:after="160" w:line="259" w:lineRule="auto"/>
-        <w:jc w:val="center"/>
-        <w:rPr>
-          <w:sz w:val="28"/>
-          <w:szCs w:val="28"/>
-        </w:rPr>
-      </w:pPr>
-      <w:r>
-        <w:rPr>
-          <w:sz w:val="28"/>
-          <w:szCs w:val="28"/>
-        </w:rPr>
-        <w:br w:type="page"/>
-      </w:r>
-      <w:r>
-        <w:rPr>
+    <w:sdt>
+      <w:sdtPr>
+        <w:rPr>
+          <w:rFonts w:ascii="Times New Roman" w:hAnsi="Times New Roman" w:cs="Times New Roman"/>
+          <w:color w:val="auto"/>
+          <w:sz w:val="36"/>
+          <w:szCs w:val="36"/>
+        </w:rPr>
+        <w:id w:val="-2132000309"/>
+        <w:docPartObj>
+          <w:docPartGallery w:val="Table of Contents"/>
+          <w:docPartUnique/>
+        </w:docPartObj>
+      </w:sdtPr>
+      <w:sdtEndPr>
+        <w:rPr>
+          <w:rFonts w:eastAsia="Times New Roman"/>
           <w:b/>
           <w:bCs/>
-          <w:sz w:val="28"/>
-          <w:szCs w:val="28"/>
-        </w:rPr>
-        <w:lastRenderedPageBreak/>
-        <w:t>Содержание</w:t>
-      </w:r>
+          <w:sz w:val="24"/>
+          <w:szCs w:val="24"/>
+        </w:rPr>
+      </w:sdtEndPr>
+      <w:sdtContent>
+        <w:p>
+          <w:pPr>
+            <w:pStyle w:val="ad"/>
+            <w:jc w:val="center"/>
+            <w:rPr>
+              <w:rFonts w:ascii="Times New Roman" w:hAnsi="Times New Roman" w:cs="Times New Roman"/>
+              <w:color w:val="auto"/>
+              <w:sz w:val="36"/>
+              <w:szCs w:val="36"/>
+            </w:rPr>
+          </w:pPr>
+          <w:r>
+            <w:rPr>
+              <w:rFonts w:ascii="Times New Roman" w:hAnsi="Times New Roman" w:cs="Times New Roman"/>
+              <w:color w:val="auto"/>
+              <w:sz w:val="36"/>
+              <w:szCs w:val="36"/>
+            </w:rPr>
+            <w:t>Оглавление</w:t>
+          </w:r>
+        </w:p>
+        <w:p>
+          <w:pPr>
+            <w:pStyle w:val="21"/>
+            <w:rPr>
+              <w:rFonts w:asciiTheme="minorHAnsi" w:eastAsiaTheme="minorEastAsia" w:hAnsiTheme="minorHAnsi" w:cstheme="minorBidi"/>
+              <w:kern w:val="2"/>
+              <w:sz w:val="24"/>
+              <w:szCs w:val="24"/>
+              <w14:ligatures w14:val="standardContextual"/>
+            </w:rPr>
+          </w:pPr>
+          <w:r>
+            <w:fldChar w:fldCharType="begin"/>
+          </w:r>
+          <w:r>
+            <w:instrText xml:space="preserve"> TOC \o "1-3" \h \z \u </w:instrText>
+          </w:r>
+          <w:r>
+            <w:fldChar w:fldCharType="separate"/>
+          </w:r>
+          <w:hyperlink w:anchor="_Toc233556871" w:history="1">
+            <w:r>
+              <w:rPr>
+                <w:rStyle w:val="a9"/>
+                <w:b/>
+                <w:bCs/>
+              </w:rPr>
+              <w:t>1.Проведения консультации.</w:t>
+            </w:r>
+            <w:r>
+              <w:rPr>
+                <w:webHidden/>
+              </w:rPr>
+              <w:tab/>
+            </w:r>
+            <w:r>
+              <w:rPr>
+                <w:webHidden/>
+              </w:rPr>
+              <w:fldChar w:fldCharType="begin"/>
+            </w:r>
+            <w:r>
+              <w:rPr>
+                <w:webHidden/>
+              </w:rPr>
+              <w:instrText xml:space="preserve"> PAGEREF _Toc233556871 \h </w:instrText>
+            </w:r>
+            <w:r>
+              <w:rPr>
+                <w:webHidden/>
+              </w:rPr>
+            </w:r>
+            <w:r>
+              <w:rPr>
+                <w:webHidden/>
+              </w:rPr>
+              <w:fldChar w:fldCharType="separate"/>
+            </w:r>
+            <w:r>
+              <w:rPr>
+                <w:webHidden/>
+              </w:rPr>
+              <w:t>3</w:t>
+            </w:r>
+            <w:r>
+              <w:rPr>
+                <w:webHidden/>
+              </w:rPr>
+              <w:fldChar w:fldCharType="end"/>
+            </w:r>
+          </w:hyperlink>
+        </w:p>
+        <w:p>
+          <w:pPr>
+            <w:pStyle w:val="21"/>
+            <w:rPr>
+              <w:rFonts w:asciiTheme="minorHAnsi" w:eastAsiaTheme="minorEastAsia" w:hAnsiTheme="minorHAnsi" w:cstheme="minorBidi"/>
+              <w:kern w:val="2"/>
+              <w:sz w:val="24"/>
+              <w:szCs w:val="24"/>
+              <w14:ligatures w14:val="standardContextual"/>
+            </w:rPr>
+          </w:pPr>
+          <w:hyperlink w:anchor="_Toc233556872" w:history="1">
+            <w:r>
+              <w:rPr>
+                <w:rStyle w:val="a9"/>
+                <w:b/>
+                <w:bCs/>
+              </w:rPr>
+              <w:t>2. Организация вебинара.</w:t>
+            </w:r>
+            <w:r>
+              <w:rPr>
+                <w:webHidden/>
+              </w:rPr>
+              <w:tab/>
+            </w:r>
+            <w:r>
+              <w:rPr>
+                <w:webHidden/>
+              </w:rPr>
+              <w:fldChar w:fldCharType="begin"/>
+            </w:r>
+            <w:r>
+              <w:rPr>
+                <w:webHidden/>
+              </w:rPr>
+              <w:instrText xml:space="preserve"> PAGEREF _Toc233556872 \h </w:instrText>
+            </w:r>
+            <w:r>
+              <w:rPr>
+                <w:webHidden/>
+              </w:rPr>
+            </w:r>
+            <w:r>
+              <w:rPr>
+                <w:webHidden/>
+              </w:rPr>
+              <w:fldChar w:fldCharType="separate"/>
+            </w:r>
+            <w:r>
+              <w:rPr>
+                <w:webHidden/>
+              </w:rPr>
+              <w:t>3</w:t>
+            </w:r>
+            <w:r>
+              <w:rPr>
+                <w:webHidden/>
+              </w:rPr>
+              <w:fldChar w:fldCharType="end"/>
+            </w:r>
+          </w:hyperlink>
+        </w:p>
+        <w:p>
+          <w:pPr>
+            <w:pStyle w:val="21"/>
+            <w:rPr>
+              <w:rFonts w:asciiTheme="minorHAnsi" w:eastAsiaTheme="minorEastAsia" w:hAnsiTheme="minorHAnsi" w:cstheme="minorBidi"/>
+              <w:kern w:val="2"/>
+              <w:sz w:val="24"/>
+              <w:szCs w:val="24"/>
+              <w14:ligatures w14:val="standardContextual"/>
+            </w:rPr>
+          </w:pPr>
+          <w:hyperlink w:anchor="_Toc233556873" w:history="1">
+            <w:r>
+              <w:rPr>
+                <w:rStyle w:val="a9"/>
+                <w:b/>
+                <w:bCs/>
+              </w:rPr>
+              <w:t>3. Презентация для лекции.</w:t>
+            </w:r>
+            <w:r>
+              <w:rPr>
+                <w:webHidden/>
+              </w:rPr>
+              <w:tab/>
+            </w:r>
+            <w:r>
+              <w:rPr>
+                <w:webHidden/>
+              </w:rPr>
+              <w:fldChar w:fldCharType="begin"/>
+            </w:r>
+            <w:r>
+              <w:rPr>
+                <w:webHidden/>
+              </w:rPr>
+              <w:instrText xml:space="preserve"> PAGEREF _Toc233556873 \h </w:instrText>
+            </w:r>
+            <w:r>
+              <w:rPr>
+                <w:webHidden/>
+              </w:rPr>
+            </w:r>
+            <w:r>
+              <w:rPr>
+                <w:webHidden/>
+              </w:rPr>
+              <w:fldChar w:fldCharType="separate"/>
+            </w:r>
+            <w:r>
+              <w:rPr>
+                <w:webHidden/>
+              </w:rPr>
+              <w:t>4</w:t>
+            </w:r>
+            <w:r>
+              <w:rPr>
+                <w:webHidden/>
+              </w:rPr>
+              <w:fldChar w:fldCharType="end"/>
+            </w:r>
+          </w:hyperlink>
+        </w:p>
+        <w:p>
+          <w:pPr>
+            <w:pStyle w:val="21"/>
+            <w:rPr>
+              <w:rFonts w:asciiTheme="minorHAnsi" w:eastAsiaTheme="minorEastAsia" w:hAnsiTheme="minorHAnsi" w:cstheme="minorBidi"/>
+              <w:kern w:val="2"/>
+              <w:sz w:val="24"/>
+              <w:szCs w:val="24"/>
+              <w14:ligatures w14:val="standardContextual"/>
+            </w:rPr>
+          </w:pPr>
+          <w:hyperlink w:anchor="_Toc233556874" w:history="1">
+            <w:r>
+              <w:rPr>
+                <w:rStyle w:val="a9"/>
+                <w:b/>
+                <w:bCs/>
+              </w:rPr>
+              <w:t>4. Видеоролик с лекцией</w:t>
+            </w:r>
+            <w:r>
+              <w:rPr>
+                <w:webHidden/>
+              </w:rPr>
+              <w:tab/>
+            </w:r>
+            <w:r>
+              <w:rPr>
+                <w:webHidden/>
+              </w:rPr>
+              <w:fldChar w:fldCharType="begin"/>
+            </w:r>
+            <w:r>
+              <w:rPr>
+                <w:webHidden/>
+              </w:rPr>
+              <w:instrText xml:space="preserve"> PAGEREF _Toc233556874 \h </w:instrText>
+            </w:r>
+            <w:r>
+              <w:rPr>
+                <w:webHidden/>
+              </w:rPr>
+            </w:r>
+            <w:r>
+              <w:rPr>
+                <w:webHidden/>
+              </w:rPr>
+              <w:fldChar w:fldCharType="separate"/>
+            </w:r>
+            <w:r>
+              <w:rPr>
+                <w:webHidden/>
+              </w:rPr>
+              <w:t>5</w:t>
+            </w:r>
+            <w:r>
+              <w:rPr>
+                <w:webHidden/>
+              </w:rPr>
+              <w:fldChar w:fldCharType="end"/>
+            </w:r>
+          </w:hyperlink>
+        </w:p>
+        <w:p>
+          <w:pPr>
+            <w:pStyle w:val="21"/>
+            <w:rPr>
+              <w:rFonts w:asciiTheme="minorHAnsi" w:eastAsiaTheme="minorEastAsia" w:hAnsiTheme="minorHAnsi" w:cstheme="minorBidi"/>
+              <w:kern w:val="2"/>
+              <w:sz w:val="24"/>
+              <w:szCs w:val="24"/>
+              <w14:ligatures w14:val="standardContextual"/>
+            </w:rPr>
+          </w:pPr>
+          <w:hyperlink w:anchor="_Toc233556875" w:history="1">
+            <w:r>
+              <w:rPr>
+                <w:rStyle w:val="a9"/>
+                <w:b/>
+                <w:bCs/>
+              </w:rPr>
+              <w:t>5. Вебинар для удалённых сотрудников</w:t>
+            </w:r>
+            <w:r>
+              <w:rPr>
+                <w:webHidden/>
+              </w:rPr>
+              <w:tab/>
+            </w:r>
+            <w:r>
+              <w:rPr>
+                <w:webHidden/>
+              </w:rPr>
+              <w:fldChar w:fldCharType="begin"/>
+            </w:r>
+            <w:r>
+              <w:rPr>
+                <w:webHidden/>
+              </w:rPr>
+              <w:instrText xml:space="preserve"> PAGEREF _Toc233556875 \h </w:instrText>
+            </w:r>
+            <w:r>
+              <w:rPr>
+                <w:webHidden/>
+              </w:rPr>
+            </w:r>
+            <w:r>
+              <w:rPr>
+                <w:webHidden/>
+              </w:rPr>
+              <w:fldChar w:fldCharType="separate"/>
+            </w:r>
+            <w:r>
+              <w:rPr>
+                <w:webHidden/>
+              </w:rPr>
+              <w:t>5</w:t>
+            </w:r>
+            <w:r>
+              <w:rPr>
+                <w:webHidden/>
+              </w:rPr>
+              <w:fldChar w:fldCharType="end"/>
+            </w:r>
+          </w:hyperlink>
+        </w:p>
+        <w:p>
+          <w:pPr>
+            <w:pStyle w:val="21"/>
+            <w:rPr>
+              <w:rFonts w:asciiTheme="minorHAnsi" w:eastAsiaTheme="minorEastAsia" w:hAnsiTheme="minorHAnsi" w:cstheme="minorBidi"/>
+              <w:kern w:val="2"/>
+              <w:sz w:val="24"/>
+              <w:szCs w:val="24"/>
+              <w14:ligatures w14:val="standardContextual"/>
+            </w:rPr>
+          </w:pPr>
+          <w:hyperlink w:anchor="_Toc233556876" w:history="1">
+            <w:r>
+              <w:rPr>
+                <w:rStyle w:val="a9"/>
+                <w:b/>
+                <w:bCs/>
+              </w:rPr>
+              <w:t>6. Сценарий «Цифровой ликбез»</w:t>
+            </w:r>
+            <w:r>
+              <w:rPr>
+                <w:webHidden/>
+              </w:rPr>
+              <w:tab/>
+            </w:r>
+            <w:r>
+              <w:rPr>
+                <w:webHidden/>
+              </w:rPr>
+              <w:fldChar w:fldCharType="begin"/>
+            </w:r>
+            <w:r>
+              <w:rPr>
+                <w:webHidden/>
+              </w:rPr>
+              <w:instrText xml:space="preserve"> PAGEREF _Toc233556876 \h </w:instrText>
+            </w:r>
+            <w:r>
+              <w:rPr>
+                <w:webHidden/>
+              </w:rPr>
+            </w:r>
+            <w:r>
+              <w:rPr>
+                <w:webHidden/>
+              </w:rPr>
+              <w:fldChar w:fldCharType="separate"/>
+            </w:r>
+            <w:r>
+              <w:rPr>
+                <w:webHidden/>
+              </w:rPr>
+              <w:t>6</w:t>
+            </w:r>
+            <w:r>
+              <w:rPr>
+                <w:webHidden/>
+              </w:rPr>
+              <w:fldChar w:fldCharType="end"/>
+            </w:r>
+          </w:hyperlink>
+        </w:p>
+        <w:p>
+          <w:pPr>
+            <w:pStyle w:val="21"/>
+            <w:rPr>
+              <w:rFonts w:asciiTheme="minorHAnsi" w:eastAsiaTheme="minorEastAsia" w:hAnsiTheme="minorHAnsi" w:cstheme="minorBidi"/>
+              <w:kern w:val="2"/>
+              <w:sz w:val="24"/>
+              <w:szCs w:val="24"/>
+              <w14:ligatures w14:val="standardContextual"/>
+            </w:rPr>
+          </w:pPr>
+          <w:hyperlink w:anchor="_Toc233556877" w:history="1">
+            <w:r>
+              <w:rPr>
+                <w:rStyle w:val="a9"/>
+                <w:b/>
+                <w:bCs/>
+              </w:rPr>
+              <w:t>7. Публикация на сайте</w:t>
+            </w:r>
+            <w:r>
+              <w:rPr>
+                <w:webHidden/>
+              </w:rPr>
+              <w:tab/>
+            </w:r>
+            <w:r>
+              <w:rPr>
+                <w:webHidden/>
+              </w:rPr>
+              <w:fldChar w:fldCharType="begin"/>
+            </w:r>
+            <w:r>
+              <w:rPr>
+                <w:webHidden/>
+              </w:rPr>
+              <w:instrText xml:space="preserve"> PAGEREF _Toc233556877 \h </w:instrText>
+            </w:r>
+            <w:r>
+              <w:rPr>
+                <w:webHidden/>
+              </w:rPr>
+            </w:r>
+            <w:r>
+              <w:rPr>
+                <w:webHidden/>
+              </w:rPr>
+              <w:fldChar w:fldCharType="separate"/>
+            </w:r>
+            <w:r>
+              <w:rPr>
+                <w:webHidden/>
+              </w:rPr>
+              <w:t>7</w:t>
+            </w:r>
+            <w:r>
+              <w:rPr>
+                <w:webHidden/>
+              </w:rPr>
+              <w:fldChar w:fldCharType="end"/>
+            </w:r>
+          </w:hyperlink>
+        </w:p>
+        <w:p>
+          <w:pPr>
+            <w:pStyle w:val="21"/>
+            <w:rPr>
+              <w:rFonts w:asciiTheme="minorHAnsi" w:eastAsiaTheme="minorEastAsia" w:hAnsiTheme="minorHAnsi" w:cstheme="minorBidi"/>
+              <w:kern w:val="2"/>
+              <w:sz w:val="24"/>
+              <w:szCs w:val="24"/>
+              <w14:ligatures w14:val="standardContextual"/>
+            </w:rPr>
+          </w:pPr>
+          <w:hyperlink w:anchor="_Toc233556878" w:history="1">
+            <w:r>
+              <w:rPr>
+                <w:rStyle w:val="a9"/>
+                <w:b/>
+                <w:bCs/>
+              </w:rPr>
+              <w:t>Заключение</w:t>
+            </w:r>
+            <w:r>
+              <w:rPr>
+                <w:webHidden/>
+              </w:rPr>
+              <w:tab/>
+            </w:r>
+            <w:r>
+              <w:rPr>
+                <w:webHidden/>
+              </w:rPr>
+              <w:fldChar w:fldCharType="begin"/>
+            </w:r>
+            <w:r>
+              <w:rPr>
+                <w:webHidden/>
+              </w:rPr>
+              <w:instrText xml:space="preserve"> PAGEREF _Toc233556878 \h </w:instrText>
+            </w:r>
+            <w:r>
+              <w:rPr>
+                <w:webHidden/>
+              </w:rPr>
+            </w:r>
+            <w:r>
+              <w:rPr>
+                <w:webHidden/>
+              </w:rPr>
+              <w:fldChar w:fldCharType="separate"/>
+            </w:r>
+            <w:r>
+              <w:rPr>
+                <w:webHidden/>
+              </w:rPr>
+              <w:t>8</w:t>
+            </w:r>
+            <w:r>
+              <w:rPr>
+                <w:webHidden/>
+              </w:rPr>
+              <w:fldChar w:fldCharType="end"/>
+            </w:r>
+          </w:hyperlink>
+        </w:p>
+        <w:p>
+          <w:r>
+            <w:rPr>
+              <w:b/>
+              <w:bCs/>
+            </w:rPr>
+            <w:fldChar w:fldCharType="end"/>
+          </w:r>
+        </w:p>
+      </w:sdtContent>
+    </w:sdt>
+    <w:p>
+      <w:pPr>
+        <w:spacing w:after="160" w:line="259" w:lineRule="auto"/>
+        <w:rPr>
+          <w:sz w:val="28"/>
+          <w:szCs w:val="28"/>
+        </w:rPr>
+      </w:pPr>
     </w:p>
     <w:p>
       <w:pPr>
@@ -1118,1521 +1669,367 @@
     </w:p>
     <w:p>
       <w:pPr>
-        <w:jc w:val="center"/>
-        <w:rPr>
-          <w:sz w:val="28"/>
-          <w:szCs w:val="28"/>
-        </w:rPr>
-      </w:pPr>
-    </w:p>
-    <w:p>
-      <w:pPr>
-        <w:jc w:val="center"/>
-        <w:rPr>
-          <w:sz w:val="28"/>
-          <w:szCs w:val="28"/>
-        </w:rPr>
-      </w:pPr>
-    </w:p>
-    <w:p>
-      <w:pPr>
-        <w:jc w:val="center"/>
-        <w:rPr>
-          <w:sz w:val="28"/>
-          <w:szCs w:val="28"/>
-        </w:rPr>
-      </w:pPr>
-    </w:p>
-    <w:p>
-      <w:pPr>
-        <w:jc w:val="center"/>
-        <w:rPr>
-          <w:sz w:val="28"/>
-          <w:szCs w:val="28"/>
-        </w:rPr>
-      </w:pPr>
-    </w:p>
-    <w:p>
-      <w:pPr>
-        <w:jc w:val="center"/>
-        <w:rPr>
-          <w:sz w:val="28"/>
-          <w:szCs w:val="28"/>
-        </w:rPr>
-      </w:pPr>
-    </w:p>
-    <w:p>
-      <w:pPr>
-        <w:jc w:val="center"/>
-        <w:rPr>
-          <w:sz w:val="28"/>
-          <w:szCs w:val="28"/>
-        </w:rPr>
-      </w:pPr>
-    </w:p>
-    <w:p>
-      <w:pPr>
-        <w:jc w:val="center"/>
-        <w:rPr>
-          <w:sz w:val="28"/>
-          <w:szCs w:val="28"/>
-        </w:rPr>
-      </w:pPr>
-    </w:p>
-    <w:p>
-      <w:pPr>
-        <w:jc w:val="center"/>
-        <w:rPr>
-          <w:sz w:val="28"/>
-          <w:szCs w:val="28"/>
-        </w:rPr>
-      </w:pPr>
-    </w:p>
-    <w:p>
-      <w:pPr>
-        <w:jc w:val="center"/>
-        <w:rPr>
-          <w:sz w:val="28"/>
-          <w:szCs w:val="28"/>
-        </w:rPr>
-      </w:pPr>
-    </w:p>
-    <w:p>
-      <w:pPr>
-        <w:jc w:val="center"/>
-        <w:rPr>
-          <w:sz w:val="28"/>
-          <w:szCs w:val="28"/>
-        </w:rPr>
-      </w:pPr>
-    </w:p>
-    <w:p>
-      <w:pPr>
-        <w:jc w:val="center"/>
-        <w:rPr>
-          <w:sz w:val="28"/>
-          <w:szCs w:val="28"/>
-        </w:rPr>
-      </w:pPr>
-    </w:p>
-    <w:p>
-      <w:pPr>
-        <w:jc w:val="center"/>
-        <w:rPr>
-          <w:sz w:val="28"/>
-          <w:szCs w:val="28"/>
-        </w:rPr>
-      </w:pPr>
-    </w:p>
-    <w:p>
-      <w:pPr>
+        <w:pStyle w:val="2"/>
         <w:spacing w:line="360" w:lineRule="auto"/>
         <w:rPr>
-          <w:sz w:val="28"/>
-          <w:szCs w:val="28"/>
-        </w:rPr>
-      </w:pPr>
-    </w:p>
-    <w:p>
-      <w:pPr>
-        <w:spacing w:line="360" w:lineRule="auto"/>
-        <w:rPr>
+          <w:rFonts w:ascii="Times New Roman" w:hAnsi="Times New Roman" w:cs="Times New Roman"/>
           <w:b/>
           <w:bCs/>
-          <w:sz w:val="28"/>
-          <w:szCs w:val="28"/>
-        </w:rPr>
-      </w:pPr>
-      <w:r>
-        <w:rPr>
+          <w:color w:val="auto"/>
+          <w:sz w:val="28"/>
+          <w:szCs w:val="28"/>
+        </w:rPr>
+      </w:pPr>
+      <w:bookmarkStart w:id="0" w:name="_Toc233556871"/>
+      <w:r>
+        <w:rPr>
+          <w:rFonts w:ascii="Times New Roman" w:hAnsi="Times New Roman" w:cs="Times New Roman"/>
           <w:b/>
           <w:bCs/>
+          <w:color w:val="auto"/>
           <w:sz w:val="28"/>
           <w:szCs w:val="28"/>
         </w:rPr>
         <w:lastRenderedPageBreak/>
-        <w:t>1. Выполнение анализа и предварительной обработки информации</w:t>
-      </w:r>
-    </w:p>
-    <w:p>
-      <w:pPr>
-        <w:spacing w:line="360" w:lineRule="auto"/>
-        <w:rPr>
+        <w:t>1.</w:t>
+      </w:r>
+      <w:r>
+        <w:rPr>
+          <w:rFonts w:ascii="Times New Roman" w:hAnsi="Times New Roman" w:cs="Times New Roman"/>
           <w:b/>
           <w:bCs/>
-          <w:sz w:val="28"/>
-          <w:szCs w:val="28"/>
-        </w:rPr>
-      </w:pPr>
-      <w:r>
-        <w:rPr>
+          <w:color w:val="auto"/>
+          <w:sz w:val="28"/>
+          <w:szCs w:val="28"/>
+        </w:rPr>
+        <w:t>Проведения</w:t>
+      </w:r>
+      <w:r>
+        <w:rPr>
+          <w:rFonts w:ascii="Times New Roman" w:hAnsi="Times New Roman" w:cs="Times New Roman"/>
           <w:b/>
           <w:bCs/>
-          <w:sz w:val="28"/>
-          <w:szCs w:val="28"/>
-        </w:rPr>
-        <w:t>1.1. Характеристика объекта автоматизации</w:t>
-      </w:r>
+          <w:color w:val="auto"/>
+          <w:sz w:val="28"/>
+          <w:szCs w:val="28"/>
+        </w:rPr>
+        <w:t xml:space="preserve"> консультации.</w:t>
+      </w:r>
+      <w:bookmarkEnd w:id="0"/>
     </w:p>
     <w:p>
       <w:pPr>
         <w:spacing w:line="360" w:lineRule="auto"/>
-        <w:rPr>
-          <w:sz w:val="28"/>
-          <w:szCs w:val="28"/>
-        </w:rPr>
-      </w:pPr>
-      <w:r>
-        <w:rPr>
-          <w:sz w:val="28"/>
-          <w:szCs w:val="28"/>
-        </w:rPr>
-        <w:t xml:space="preserve">Объектом исследования является деятельность сотрудников организации в части использования мессенджеров для рабочих коммуникаций. В современных условиях мессенджеры (Telegram, </w:t>
-      </w:r>
-      <w:proofErr w:type="spellStart"/>
-      <w:r>
-        <w:rPr>
-          <w:sz w:val="28"/>
-          <w:szCs w:val="28"/>
-        </w:rPr>
-        <w:t>WhatsApp</w:t>
-      </w:r>
-      <w:proofErr w:type="spellEnd"/>
-      <w:r>
-        <w:rPr>
-          <w:sz w:val="28"/>
-          <w:szCs w:val="28"/>
-        </w:rPr>
-        <w:t>, ВКонтакте) стали основным средством оперативного обмена информацией: сотрудники используют их для согласования проектов, обсуждения рабочих вопросов, передачи документов и организации совещаний.</w:t>
+        <w:jc w:val="both"/>
+        <w:rPr>
+          <w:sz w:val="28"/>
+          <w:szCs w:val="28"/>
+        </w:rPr>
+      </w:pPr>
+      <w:r>
+        <w:rPr>
+          <w:sz w:val="28"/>
+          <w:szCs w:val="28"/>
+        </w:rPr>
+        <w:t>В рамках выполнения задания мною был разработан сценарий индивидуальной консультации по теме «Безопасное использование мессенджеров». При разработке сценария были учтены основные проблемы, с которыми сталкиваются пользователи при работе с мессенджерами: неумение распознавать фишинговые ссылки, доверие к подозрительным сообщениям, использование простых паролей, отсутствие двухфакторной аутентификации и смешение рабочих и личных чатов.</w:t>
       </w:r>
     </w:p>
     <w:p>
       <w:pPr>
         <w:spacing w:line="360" w:lineRule="auto"/>
-        <w:rPr>
-          <w:sz w:val="28"/>
-          <w:szCs w:val="28"/>
-        </w:rPr>
-      </w:pPr>
-      <w:r>
-        <w:rPr>
-          <w:sz w:val="28"/>
-          <w:szCs w:val="28"/>
-        </w:rPr>
-        <w:t>В ходе анализа установлено, что большинство сотрудников регулярно используют мессенджеры в своей повседневной работе, однако при этом часто пренебрегают базовыми правилами цифровой безопасности. Это создаёт риски утечки служебной информации, взлома аккаунтов и финансовых потерь.</w:t>
+        <w:jc w:val="both"/>
+        <w:rPr>
+          <w:sz w:val="28"/>
+          <w:szCs w:val="28"/>
+        </w:rPr>
+      </w:pPr>
+      <w:r>
+        <w:rPr>
+          <w:sz w:val="28"/>
+          <w:szCs w:val="28"/>
+        </w:rPr>
+        <w:t>Сценарий включает вступление, в котором объясняется актуальность темы, основную часть, состоящую из разбора 5 правил безопасности, практические примеры из реальной жизни, а также заключение с ответами на вопросы. В ходе консультаций были рассмотрены конкретные ситуации: как отличить официальное сообщение от мошеннического, как правильно реагировать на подозрительные звонки, как настроить двухфакторную аутентификацию в популярных мессенджерах.</w:t>
       </w:r>
     </w:p>
     <w:p>
       <w:pPr>
         <w:spacing w:line="360" w:lineRule="auto"/>
-        <w:rPr>
-          <w:sz w:val="28"/>
-          <w:szCs w:val="28"/>
-        </w:rPr>
-      </w:pPr>
+        <w:jc w:val="both"/>
+        <w:rPr>
+          <w:sz w:val="28"/>
+          <w:szCs w:val="28"/>
+        </w:rPr>
+      </w:pPr>
+      <w:r>
+        <w:rPr>
+          <w:sz w:val="28"/>
+          <w:szCs w:val="28"/>
+        </w:rPr>
+        <w:t>Консультации проводились индивидуально, продолжительность каждой составляла 15–20 минут. Такой формат позволил уделить внимание каждому участнику, ответить на его личные вопросы и разобрать ситуации, с которыми он сталкивался в своей работе. Участники активно задавали вопросы, проявляли интерес к теме, особенно к практическим аспектам: как именно настроить двухфакторную аутентификацию, как распознать фишинговое сообщение и что делать, если аккаунт уже взломан. Сценарий консультации опубликован на сайте: </w:t>
+      </w:r>
+      <w:hyperlink r:id="rId8" w:tgtFrame="_blank" w:history="1">
+        <w:r>
+          <w:rPr>
+            <w:rStyle w:val="a9"/>
+            <w:sz w:val="28"/>
+            <w:szCs w:val="28"/>
+          </w:rPr>
+          <w:t>https://andrejkostromin99-cmyk.github.io</w:t>
+        </w:r>
+      </w:hyperlink>
     </w:p>
     <w:p>
       <w:pPr>
         <w:spacing w:line="360" w:lineRule="auto"/>
-        <w:rPr>
+        <w:jc w:val="both"/>
+        <w:rPr>
+          <w:sz w:val="28"/>
+          <w:szCs w:val="28"/>
+        </w:rPr>
+      </w:pPr>
+    </w:p>
+    <w:p>
+      <w:pPr>
+        <w:pStyle w:val="2"/>
+        <w:spacing w:line="360" w:lineRule="auto"/>
+        <w:rPr>
+          <w:rFonts w:ascii="Times New Roman" w:hAnsi="Times New Roman" w:cs="Times New Roman"/>
           <w:b/>
           <w:bCs/>
-          <w:sz w:val="28"/>
-          <w:szCs w:val="28"/>
-        </w:rPr>
-      </w:pPr>
-      <w:r>
-        <w:rPr>
+          <w:color w:val="auto"/>
+          <w:sz w:val="28"/>
+          <w:szCs w:val="28"/>
+        </w:rPr>
+      </w:pPr>
+      <w:bookmarkStart w:id="1" w:name="_Toc233556872"/>
+      <w:r>
+        <w:rPr>
+          <w:rFonts w:ascii="Times New Roman" w:hAnsi="Times New Roman" w:cs="Times New Roman"/>
           <w:b/>
           <w:bCs/>
-          <w:sz w:val="28"/>
-          <w:szCs w:val="28"/>
-        </w:rPr>
-        <w:t>1.2. Проблематика текущего состояния</w:t>
-      </w:r>
+          <w:color w:val="auto"/>
+          <w:sz w:val="28"/>
+          <w:szCs w:val="28"/>
+        </w:rPr>
+        <w:t>2. Организация вебинара</w:t>
+      </w:r>
+      <w:r>
+        <w:rPr>
+          <w:rFonts w:ascii="Times New Roman" w:hAnsi="Times New Roman" w:cs="Times New Roman"/>
+          <w:b/>
+          <w:bCs/>
+          <w:color w:val="auto"/>
+          <w:sz w:val="28"/>
+          <w:szCs w:val="28"/>
+        </w:rPr>
+        <w:t>.</w:t>
+      </w:r>
+      <w:bookmarkEnd w:id="1"/>
     </w:p>
     <w:p>
       <w:pPr>
         <w:spacing w:line="360" w:lineRule="auto"/>
-        <w:rPr>
-          <w:sz w:val="28"/>
-          <w:szCs w:val="28"/>
-        </w:rPr>
-      </w:pPr>
-      <w:r>
-        <w:rPr>
-          <w:sz w:val="28"/>
-          <w:szCs w:val="28"/>
-        </w:rPr>
-        <w:t>В ходе предпроектного обследования выявлены следующие проблемы:</w:t>
+        <w:jc w:val="both"/>
+        <w:rPr>
+          <w:sz w:val="28"/>
+          <w:szCs w:val="28"/>
+        </w:rPr>
+      </w:pPr>
+      <w:r>
+        <w:rPr>
+          <w:sz w:val="28"/>
+          <w:szCs w:val="28"/>
+        </w:rPr>
+        <w:t>В рамках выполнения задания было выполнено организационно-техническое обеспечение вебинара по теме «Безопасное использование мессенджеров». Для проведения вебинара была выбрана платформа ВКонтакте как наиболее доступная и не требующая дополнительной установки программного обеспечения.</w:t>
+      </w:r>
+    </w:p>
+    <w:p>
+      <w:pPr>
+        <w:spacing w:line="360" w:lineRule="auto"/>
+        <w:jc w:val="both"/>
+        <w:rPr>
+          <w:sz w:val="28"/>
+          <w:szCs w:val="28"/>
+        </w:rPr>
+      </w:pPr>
+      <w:r>
+        <w:rPr>
+          <w:sz w:val="28"/>
+          <w:szCs w:val="28"/>
+        </w:rPr>
+        <w:t>В ходе подготовки были выполнены следующие мероприятия:</w:t>
       </w:r>
     </w:p>
     <w:p>
       <w:pPr>
         <w:numPr>
           <w:ilvl w:val="0"/>
-          <w:numId w:val="41"/>
-        </w:numPr>
-        <w:spacing w:line="360" w:lineRule="auto"/>
-        <w:rPr>
-          <w:sz w:val="28"/>
-          <w:szCs w:val="28"/>
-        </w:rPr>
-      </w:pPr>
-      <w:r>
-        <w:rPr>
-          <w:b/>
-          <w:bCs/>
-          <w:sz w:val="28"/>
-          <w:szCs w:val="28"/>
-        </w:rPr>
-        <w:t>Отсутствие единых правил безопасности</w:t>
-      </w:r>
-      <w:r>
-        <w:rPr>
-          <w:sz w:val="28"/>
-          <w:szCs w:val="28"/>
-        </w:rPr>
-        <w:t> — сотрудники используют мессенджеры без чётких корпоративных стандартов.</w:t>
-      </w:r>
-    </w:p>
-    <w:p>
-      <w:pPr>
-        <w:numPr>
-          <w:ilvl w:val="0"/>
-          <w:numId w:val="41"/>
-        </w:numPr>
-        <w:spacing w:line="360" w:lineRule="auto"/>
-        <w:rPr>
-          <w:sz w:val="28"/>
-          <w:szCs w:val="28"/>
-        </w:rPr>
-      </w:pPr>
-      <w:r>
-        <w:rPr>
-          <w:b/>
-          <w:bCs/>
-          <w:sz w:val="28"/>
-          <w:szCs w:val="28"/>
-        </w:rPr>
-        <w:t>Низкий уровень цифровой грамотности</w:t>
-      </w:r>
-      <w:r>
-        <w:rPr>
-          <w:sz w:val="28"/>
-          <w:szCs w:val="28"/>
-        </w:rPr>
-        <w:t> — многие сотрудники не умеют распознавать фишинговые ссылки, мошеннические сообщения и поддельные сайты.</w:t>
-      </w:r>
-    </w:p>
-    <w:p>
-      <w:pPr>
-        <w:numPr>
-          <w:ilvl w:val="0"/>
-          <w:numId w:val="41"/>
-        </w:numPr>
-        <w:spacing w:line="360" w:lineRule="auto"/>
-        <w:rPr>
-          <w:sz w:val="28"/>
-          <w:szCs w:val="28"/>
-        </w:rPr>
-      </w:pPr>
-      <w:r>
-        <w:rPr>
-          <w:b/>
-          <w:bCs/>
-          <w:sz w:val="28"/>
-          <w:szCs w:val="28"/>
-        </w:rPr>
-        <w:t>Смешение рабочих и личных чатов</w:t>
-      </w:r>
-      <w:r>
-        <w:rPr>
-          <w:sz w:val="28"/>
-          <w:szCs w:val="28"/>
-        </w:rPr>
-        <w:t> — служебная информация обсуждается в личных сообщениях, что повышает риск утечки данных.</w:t>
-      </w:r>
-    </w:p>
-    <w:p>
-      <w:pPr>
-        <w:numPr>
-          <w:ilvl w:val="0"/>
-          <w:numId w:val="41"/>
-        </w:numPr>
-        <w:spacing w:line="360" w:lineRule="auto"/>
-        <w:rPr>
-          <w:sz w:val="28"/>
-          <w:szCs w:val="28"/>
-        </w:rPr>
-      </w:pPr>
-      <w:r>
-        <w:rPr>
-          <w:b/>
-          <w:bCs/>
-          <w:sz w:val="28"/>
-          <w:szCs w:val="28"/>
-        </w:rPr>
-        <w:t>Использование слабых паролей</w:t>
-      </w:r>
-      <w:r>
-        <w:rPr>
-          <w:sz w:val="28"/>
-          <w:szCs w:val="28"/>
-        </w:rPr>
-        <w:t> — большинство сотрудников используют простые или повторяющиеся пароли для аккаунтов в мессенджерах.</w:t>
-      </w:r>
-    </w:p>
-    <w:p>
-      <w:pPr>
-        <w:numPr>
-          <w:ilvl w:val="0"/>
-          <w:numId w:val="41"/>
-        </w:numPr>
-        <w:spacing w:line="360" w:lineRule="auto"/>
-        <w:rPr>
-          <w:sz w:val="28"/>
-          <w:szCs w:val="28"/>
-        </w:rPr>
-      </w:pPr>
-      <w:r>
-        <w:rPr>
-          <w:b/>
-          <w:bCs/>
-          <w:sz w:val="28"/>
-          <w:szCs w:val="28"/>
-        </w:rPr>
-        <w:t>Отсутствие двухфакторной аутентификации</w:t>
-      </w:r>
-      <w:r>
-        <w:rPr>
-          <w:sz w:val="28"/>
-          <w:szCs w:val="28"/>
-        </w:rPr>
-        <w:t> — многие сотрудники не включают дополнительную защиту аккаунтов, что делает их уязвимыми для взлома.</w:t>
-      </w:r>
-    </w:p>
-    <w:p>
-      <w:pPr>
-        <w:numPr>
-          <w:ilvl w:val="0"/>
-          <w:numId w:val="41"/>
-        </w:numPr>
-        <w:spacing w:line="360" w:lineRule="auto"/>
-        <w:rPr>
-          <w:sz w:val="28"/>
-          <w:szCs w:val="28"/>
-        </w:rPr>
-      </w:pPr>
-      <w:r>
-        <w:rPr>
-          <w:b/>
-          <w:bCs/>
-          <w:sz w:val="28"/>
-          <w:szCs w:val="28"/>
-        </w:rPr>
-        <w:t>Недостаток информации о защите</w:t>
-      </w:r>
-      <w:r>
-        <w:rPr>
-          <w:sz w:val="28"/>
-          <w:szCs w:val="28"/>
-        </w:rPr>
-        <w:t> — сотрудники не знают, как правильно реагировать на подозрительные сообщения и звонки.</w:t>
-      </w:r>
-    </w:p>
-    <w:p>
-      <w:pPr>
-        <w:spacing w:line="360" w:lineRule="auto"/>
-        <w:rPr>
-          <w:sz w:val="28"/>
-          <w:szCs w:val="28"/>
-        </w:rPr>
-      </w:pPr>
-    </w:p>
-    <w:p>
-      <w:pPr>
-        <w:spacing w:line="360" w:lineRule="auto"/>
-        <w:rPr>
-          <w:sz w:val="28"/>
-          <w:szCs w:val="28"/>
-        </w:rPr>
-      </w:pPr>
-    </w:p>
-    <w:p>
-      <w:pPr>
-        <w:spacing w:line="360" w:lineRule="auto"/>
-        <w:rPr>
-          <w:sz w:val="28"/>
-          <w:szCs w:val="28"/>
-        </w:rPr>
-      </w:pPr>
-    </w:p>
-    <w:p>
-      <w:pPr>
-        <w:spacing w:line="360" w:lineRule="auto"/>
-        <w:rPr>
-          <w:b/>
-          <w:bCs/>
-          <w:sz w:val="28"/>
-          <w:szCs w:val="28"/>
-        </w:rPr>
-      </w:pPr>
-      <w:r>
-        <w:rPr>
-          <w:b/>
-          <w:bCs/>
-          <w:sz w:val="28"/>
-          <w:szCs w:val="28"/>
-        </w:rPr>
-        <w:lastRenderedPageBreak/>
-        <w:t>1.3. Предварительная обработка и постановка задачи</w:t>
-      </w:r>
-    </w:p>
-    <w:p>
-      <w:pPr>
-        <w:spacing w:line="360" w:lineRule="auto"/>
-        <w:rPr>
-          <w:sz w:val="28"/>
-          <w:szCs w:val="28"/>
-        </w:rPr>
-      </w:pPr>
-      <w:r>
-        <w:rPr>
-          <w:sz w:val="28"/>
-          <w:szCs w:val="28"/>
-        </w:rPr>
-        <w:t>Для решения выявленных проблем был проведён анализ текущих угроз и потребностей сотрудников в области безопасного использования мессенджеров.</w:t>
-      </w:r>
-    </w:p>
-    <w:p>
-      <w:pPr>
-        <w:spacing w:line="360" w:lineRule="auto"/>
-        <w:rPr>
-          <w:sz w:val="28"/>
-          <w:szCs w:val="28"/>
-        </w:rPr>
-      </w:pPr>
-      <w:r>
-        <w:rPr>
-          <w:b/>
-          <w:bCs/>
-          <w:sz w:val="28"/>
-          <w:szCs w:val="28"/>
-        </w:rPr>
-        <w:t>Этапы предварительной обработки:</w:t>
-      </w:r>
-    </w:p>
-    <w:p>
-      <w:pPr>
-        <w:numPr>
-          <w:ilvl w:val="0"/>
-          <w:numId w:val="42"/>
-        </w:numPr>
-        <w:spacing w:line="360" w:lineRule="auto"/>
-        <w:rPr>
-          <w:sz w:val="28"/>
-          <w:szCs w:val="28"/>
-        </w:rPr>
-      </w:pPr>
-      <w:r>
-        <w:rPr>
-          <w:b/>
-          <w:bCs/>
-          <w:sz w:val="28"/>
-          <w:szCs w:val="28"/>
-        </w:rPr>
-        <w:t>Анализ угроз</w:t>
-      </w:r>
-      <w:r>
-        <w:rPr>
-          <w:sz w:val="28"/>
-          <w:szCs w:val="28"/>
-        </w:rPr>
-        <w:t> — изучены наиболее распространённые схемы мошенничества в мессенджерах: фишинг, взлом аккаунтов, мошеннические звонки, утечка данных.</w:t>
-      </w:r>
-    </w:p>
-    <w:p>
-      <w:pPr>
-        <w:numPr>
-          <w:ilvl w:val="0"/>
-          <w:numId w:val="42"/>
-        </w:numPr>
-        <w:spacing w:line="360" w:lineRule="auto"/>
-        <w:rPr>
-          <w:sz w:val="28"/>
-          <w:szCs w:val="28"/>
-        </w:rPr>
-      </w:pPr>
-      <w:r>
-        <w:rPr>
-          <w:b/>
-          <w:bCs/>
-          <w:sz w:val="28"/>
-          <w:szCs w:val="28"/>
-        </w:rPr>
-        <w:t>Выявление потребностей</w:t>
-      </w:r>
-      <w:r>
-        <w:rPr>
-          <w:sz w:val="28"/>
-          <w:szCs w:val="28"/>
-        </w:rPr>
-        <w:t> — определены основные запросы сотрудников: как распознать мошенников, как защитить аккаунт, как правильно использовать рабочие чаты.</w:t>
-      </w:r>
-    </w:p>
-    <w:p>
-      <w:pPr>
-        <w:numPr>
-          <w:ilvl w:val="0"/>
-          <w:numId w:val="42"/>
-        </w:numPr>
-        <w:spacing w:line="360" w:lineRule="auto"/>
-        <w:rPr>
-          <w:sz w:val="28"/>
-          <w:szCs w:val="28"/>
-        </w:rPr>
-      </w:pPr>
-      <w:r>
-        <w:rPr>
-          <w:b/>
-          <w:bCs/>
-          <w:sz w:val="28"/>
-          <w:szCs w:val="28"/>
-        </w:rPr>
-        <w:t>Определение целевой аудитории</w:t>
-      </w:r>
-      <w:r>
-        <w:rPr>
-          <w:sz w:val="28"/>
-          <w:szCs w:val="28"/>
-        </w:rPr>
-        <w:t> — выделены группы сотрудников с разным уровнем цифровой грамотности (начинающие, средний уровень, продвинутые).</w:t>
-      </w:r>
-    </w:p>
-    <w:p>
-      <w:pPr>
-        <w:numPr>
-          <w:ilvl w:val="0"/>
-          <w:numId w:val="42"/>
-        </w:numPr>
-        <w:spacing w:line="360" w:lineRule="auto"/>
-        <w:rPr>
-          <w:sz w:val="28"/>
-          <w:szCs w:val="28"/>
-        </w:rPr>
-      </w:pPr>
-      <w:r>
-        <w:rPr>
-          <w:b/>
-          <w:bCs/>
-          <w:sz w:val="28"/>
-          <w:szCs w:val="28"/>
-        </w:rPr>
-        <w:t>Формализация требований</w:t>
-      </w:r>
-      <w:r>
-        <w:rPr>
-          <w:sz w:val="28"/>
-          <w:szCs w:val="28"/>
-        </w:rPr>
-        <w:t> — обоснована необходимость разработки информационных материалов (сценариев, презентаций, видео-лекций) и проведения практических занятий (консультаций, вебинаров).</w:t>
-      </w:r>
-    </w:p>
-    <w:p>
-      <w:pPr>
-        <w:spacing w:line="360" w:lineRule="auto"/>
-        <w:rPr>
-          <w:sz w:val="28"/>
-          <w:szCs w:val="28"/>
-        </w:rPr>
-      </w:pPr>
-      <w:r>
-        <w:rPr>
-          <w:b/>
-          <w:bCs/>
-          <w:sz w:val="28"/>
-          <w:szCs w:val="28"/>
-        </w:rPr>
-        <w:t>Цель проекта:</w:t>
-      </w:r>
-      <w:r>
-        <w:rPr>
-          <w:sz w:val="28"/>
-          <w:szCs w:val="28"/>
-        </w:rPr>
-        <w:t> Повышение уровня цифровой грамотности сотрудников в области безопасного использования мессенджеров путём разработки информационных материалов, проведения индивидуальных и групповых консультаций, а также организации просветительских мероприятий.</w:t>
-      </w:r>
-    </w:p>
-    <w:p>
-      <w:pPr>
-        <w:spacing w:line="360" w:lineRule="auto"/>
-        <w:rPr>
-          <w:sz w:val="28"/>
-          <w:szCs w:val="28"/>
-        </w:rPr>
-      </w:pPr>
-      <w:r>
-        <w:rPr>
-          <w:sz w:val="28"/>
-          <w:szCs w:val="28"/>
-        </w:rPr>
-        <w:t>Для достижения цели были поставлены следующие задачи:</w:t>
-      </w:r>
-    </w:p>
-    <w:p>
-      <w:pPr>
-        <w:numPr>
-          <w:ilvl w:val="0"/>
-          <w:numId w:val="43"/>
-        </w:numPr>
-        <w:spacing w:line="360" w:lineRule="auto"/>
-        <w:rPr>
-          <w:sz w:val="28"/>
-          <w:szCs w:val="28"/>
-        </w:rPr>
-      </w:pPr>
-      <w:r>
-        <w:rPr>
-          <w:sz w:val="28"/>
-          <w:szCs w:val="28"/>
-        </w:rPr>
-        <w:t>разработать сценарий индивидуальной консультации;</w:t>
-      </w:r>
-    </w:p>
-    <w:p>
-      <w:pPr>
-        <w:numPr>
-          <w:ilvl w:val="0"/>
-          <w:numId w:val="43"/>
-        </w:numPr>
-        <w:spacing w:line="360" w:lineRule="auto"/>
-        <w:rPr>
-          <w:sz w:val="28"/>
-          <w:szCs w:val="28"/>
-        </w:rPr>
-      </w:pPr>
-      <w:r>
-        <w:rPr>
-          <w:sz w:val="28"/>
-          <w:szCs w:val="28"/>
-        </w:rPr>
-        <w:t>провести консультации для сотрудников;</w:t>
-      </w:r>
-    </w:p>
-    <w:p>
-      <w:pPr>
-        <w:numPr>
-          <w:ilvl w:val="0"/>
-          <w:numId w:val="43"/>
-        </w:numPr>
-        <w:spacing w:line="360" w:lineRule="auto"/>
-        <w:rPr>
-          <w:sz w:val="28"/>
-          <w:szCs w:val="28"/>
-        </w:rPr>
-      </w:pPr>
-      <w:r>
-        <w:rPr>
-          <w:sz w:val="28"/>
-          <w:szCs w:val="28"/>
-        </w:rPr>
-        <w:t>создать презентацию для лекции;</w:t>
-      </w:r>
-    </w:p>
-    <w:p>
-      <w:pPr>
-        <w:numPr>
-          <w:ilvl w:val="0"/>
-          <w:numId w:val="43"/>
-        </w:numPr>
-        <w:spacing w:line="360" w:lineRule="auto"/>
-        <w:rPr>
-          <w:sz w:val="28"/>
-          <w:szCs w:val="28"/>
-        </w:rPr>
-      </w:pPr>
-      <w:r>
-        <w:rPr>
-          <w:sz w:val="28"/>
-          <w:szCs w:val="28"/>
-        </w:rPr>
-        <w:t>записать видео-лекцию;</w:t>
-      </w:r>
-    </w:p>
-    <w:p>
-      <w:pPr>
-        <w:numPr>
-          <w:ilvl w:val="0"/>
-          <w:numId w:val="43"/>
-        </w:numPr>
-        <w:spacing w:line="360" w:lineRule="auto"/>
-        <w:rPr>
-          <w:sz w:val="28"/>
-          <w:szCs w:val="28"/>
-        </w:rPr>
-      </w:pPr>
-      <w:r>
-        <w:rPr>
-          <w:sz w:val="28"/>
-          <w:szCs w:val="28"/>
-        </w:rPr>
-        <w:t>организовать вебинар;</w:t>
-      </w:r>
-    </w:p>
-    <w:p>
-      <w:pPr>
-        <w:numPr>
-          <w:ilvl w:val="0"/>
-          <w:numId w:val="43"/>
-        </w:numPr>
-        <w:spacing w:line="360" w:lineRule="auto"/>
-        <w:rPr>
-          <w:sz w:val="28"/>
-          <w:szCs w:val="28"/>
-        </w:rPr>
-      </w:pPr>
-      <w:r>
-        <w:rPr>
-          <w:sz w:val="28"/>
-          <w:szCs w:val="28"/>
-        </w:rPr>
-        <w:t>подготовить сценарий группового мероприятия «Цифровой ликбез»;</w:t>
-      </w:r>
-    </w:p>
-    <w:p>
-      <w:pPr>
-        <w:numPr>
-          <w:ilvl w:val="0"/>
-          <w:numId w:val="43"/>
-        </w:numPr>
-        <w:spacing w:line="360" w:lineRule="auto"/>
-        <w:rPr>
-          <w:sz w:val="28"/>
-          <w:szCs w:val="28"/>
-        </w:rPr>
-      </w:pPr>
-      <w:r>
-        <w:rPr>
-          <w:sz w:val="28"/>
-          <w:szCs w:val="28"/>
-        </w:rPr>
-        <w:t>опубликовать все материалы на сайте для открытого доступа.</w:t>
-      </w:r>
-    </w:p>
-    <w:p>
-      <w:pPr>
-        <w:pStyle w:val="a4"/>
-        <w:spacing w:line="360" w:lineRule="auto"/>
-        <w:rPr>
-          <w:sz w:val="28"/>
-          <w:szCs w:val="28"/>
-        </w:rPr>
-      </w:pPr>
-    </w:p>
-    <w:p>
-      <w:pPr>
-        <w:pStyle w:val="a4"/>
-        <w:spacing w:line="360" w:lineRule="auto"/>
-        <w:rPr>
-          <w:sz w:val="28"/>
-          <w:szCs w:val="28"/>
-        </w:rPr>
-      </w:pPr>
-    </w:p>
-    <w:p>
-      <w:pPr>
-        <w:pStyle w:val="a4"/>
-        <w:spacing w:line="360" w:lineRule="auto"/>
-        <w:rPr>
-          <w:sz w:val="28"/>
-          <w:szCs w:val="28"/>
-        </w:rPr>
-      </w:pPr>
-    </w:p>
-    <w:p>
-      <w:pPr>
-        <w:pStyle w:val="a4"/>
-        <w:spacing w:line="360" w:lineRule="auto"/>
-        <w:rPr>
-          <w:sz w:val="28"/>
-          <w:szCs w:val="28"/>
-        </w:rPr>
-      </w:pPr>
-    </w:p>
-    <w:p>
-      <w:pPr>
-        <w:pStyle w:val="a4"/>
-        <w:spacing w:line="360" w:lineRule="auto"/>
-        <w:rPr>
-          <w:sz w:val="28"/>
-          <w:szCs w:val="28"/>
-        </w:rPr>
-      </w:pPr>
-    </w:p>
-    <w:p>
-      <w:pPr>
-        <w:pStyle w:val="a4"/>
-        <w:spacing w:line="360" w:lineRule="auto"/>
-        <w:rPr>
-          <w:sz w:val="28"/>
-          <w:szCs w:val="28"/>
-        </w:rPr>
-      </w:pPr>
-      <w:r>
-        <w:rPr>
-          <w:sz w:val="28"/>
-          <w:szCs w:val="28"/>
-        </w:rPr>
-        <w:lastRenderedPageBreak/>
-        <w:t>Рабочее место с компьютером со следующими характеристиками:</w:t>
-      </w:r>
-    </w:p>
-    <w:p>
-      <w:pPr>
-        <w:pStyle w:val="a4"/>
-        <w:spacing w:line="360" w:lineRule="auto"/>
-        <w:rPr>
-          <w:sz w:val="28"/>
-          <w:szCs w:val="28"/>
-        </w:rPr>
-      </w:pPr>
-    </w:p>
-    <w:p>
-      <w:pPr>
-        <w:pStyle w:val="a4"/>
-        <w:numPr>
-          <w:ilvl w:val="0"/>
-          <w:numId w:val="43"/>
-        </w:numPr>
-        <w:spacing w:line="360" w:lineRule="auto"/>
-        <w:rPr>
-          <w:sz w:val="28"/>
-          <w:szCs w:val="28"/>
-          <w:lang w:val="en-US"/>
-        </w:rPr>
-      </w:pPr>
-      <w:r>
-        <w:rPr>
-          <w:sz w:val="28"/>
-          <w:szCs w:val="28"/>
-          <w:lang w:val="en-US"/>
-        </w:rPr>
-        <w:t xml:space="preserve">1. AMD </w:t>
-      </w:r>
-      <w:proofErr w:type="gramStart"/>
-      <w:r>
-        <w:rPr>
-          <w:sz w:val="28"/>
-          <w:szCs w:val="28"/>
-          <w:lang w:val="en-US"/>
-        </w:rPr>
-        <w:t>Radeon(</w:t>
-      </w:r>
-      <w:proofErr w:type="gramEnd"/>
-      <w:r>
-        <w:rPr>
-          <w:sz w:val="28"/>
-          <w:szCs w:val="28"/>
-          <w:lang w:val="en-US"/>
-        </w:rPr>
-        <w:t>TM) Vega 8 Graphics</w:t>
-      </w:r>
-    </w:p>
-    <w:p>
-      <w:pPr>
-        <w:pStyle w:val="a4"/>
-        <w:numPr>
-          <w:ilvl w:val="0"/>
-          <w:numId w:val="43"/>
-        </w:numPr>
-        <w:spacing w:line="360" w:lineRule="auto"/>
-        <w:rPr>
-          <w:sz w:val="28"/>
-          <w:szCs w:val="28"/>
-          <w:lang w:val="en-US"/>
-        </w:rPr>
-      </w:pPr>
-      <w:r>
-        <w:rPr>
-          <w:sz w:val="28"/>
-          <w:szCs w:val="28"/>
-          <w:lang w:val="en-US"/>
-        </w:rPr>
-        <w:t>2. AMD Ryzen 3 PRO 3200GE w/ Radeon Vega Graphics 3.30 GHz</w:t>
-      </w:r>
-    </w:p>
-    <w:p>
-      <w:pPr>
-        <w:pStyle w:val="a4"/>
-        <w:numPr>
-          <w:ilvl w:val="0"/>
-          <w:numId w:val="43"/>
-        </w:numPr>
-        <w:spacing w:line="360" w:lineRule="auto"/>
-        <w:rPr>
-          <w:sz w:val="28"/>
-          <w:szCs w:val="28"/>
-        </w:rPr>
-      </w:pPr>
-      <w:r>
-        <w:rPr>
-          <w:sz w:val="28"/>
-          <w:szCs w:val="28"/>
-        </w:rPr>
-        <w:t>3. Оперативная память 8,00 ГБ</w:t>
-      </w:r>
-    </w:p>
-    <w:p>
-      <w:pPr>
-        <w:pStyle w:val="a4"/>
-        <w:numPr>
-          <w:ilvl w:val="0"/>
-          <w:numId w:val="43"/>
-        </w:numPr>
-        <w:spacing w:line="360" w:lineRule="auto"/>
-        <w:rPr>
-          <w:sz w:val="28"/>
-          <w:szCs w:val="28"/>
-        </w:rPr>
-      </w:pPr>
-      <w:r>
-        <w:rPr>
-          <w:sz w:val="28"/>
-          <w:szCs w:val="28"/>
-        </w:rPr>
-        <w:t>4. ОС — Windows 10 Pro</w:t>
-      </w:r>
-    </w:p>
-    <w:p>
-      <w:pPr>
-        <w:pStyle w:val="a4"/>
-        <w:numPr>
-          <w:ilvl w:val="0"/>
-          <w:numId w:val="43"/>
-        </w:numPr>
-        <w:spacing w:line="360" w:lineRule="auto"/>
-        <w:rPr>
-          <w:sz w:val="28"/>
-          <w:szCs w:val="28"/>
-        </w:rPr>
-      </w:pPr>
-      <w:r>
-        <w:rPr>
-          <w:sz w:val="28"/>
-          <w:szCs w:val="28"/>
-        </w:rPr>
-        <w:t>5. Доступ к сканеру и принтеру</w:t>
-      </w:r>
-    </w:p>
-    <w:p>
-      <w:pPr>
-        <w:pStyle w:val="a4"/>
-        <w:widowControl w:val="0"/>
-        <w:tabs>
-          <w:tab w:val="left" w:pos="567"/>
-        </w:tabs>
-        <w:autoSpaceDE w:val="0"/>
-        <w:autoSpaceDN w:val="0"/>
-        <w:adjustRightInd w:val="0"/>
-        <w:rPr>
-          <w:bCs/>
-          <w:sz w:val="28"/>
-          <w:szCs w:val="28"/>
-        </w:rPr>
-      </w:pPr>
-    </w:p>
-    <w:p>
-      <w:pPr>
-        <w:pStyle w:val="a4"/>
-        <w:widowControl w:val="0"/>
-        <w:tabs>
-          <w:tab w:val="left" w:pos="567"/>
-        </w:tabs>
-        <w:autoSpaceDE w:val="0"/>
-        <w:autoSpaceDN w:val="0"/>
-        <w:adjustRightInd w:val="0"/>
-        <w:rPr>
-          <w:bCs/>
-          <w:sz w:val="28"/>
-          <w:szCs w:val="28"/>
-        </w:rPr>
-      </w:pPr>
-    </w:p>
-    <w:p>
-      <w:pPr>
-        <w:pStyle w:val="a4"/>
-        <w:widowControl w:val="0"/>
-        <w:numPr>
-          <w:ilvl w:val="0"/>
-          <w:numId w:val="43"/>
-        </w:numPr>
-        <w:tabs>
-          <w:tab w:val="left" w:pos="567"/>
-        </w:tabs>
-        <w:autoSpaceDE w:val="0"/>
-        <w:autoSpaceDN w:val="0"/>
-        <w:adjustRightInd w:val="0"/>
-        <w:rPr>
-          <w:bCs/>
-          <w:sz w:val="28"/>
-          <w:szCs w:val="28"/>
-        </w:rPr>
-      </w:pPr>
-      <w:r>
-        <w:rPr>
-          <w:noProof/>
-        </w:rPr>
-        <w:pict w14:anchorId="3DCAA645">
-          <v:shapetype id="_x0000_t202" coordsize="21600,21600" o:spt="202" path="m,l,21600r21600,l21600,xe">
-            <v:stroke joinstyle="miter"/>
-            <v:path gradientshapeok="t" o:connecttype="rect"/>
-          </v:shapetype>
-          <v:shape id="Надпись 2" o:spid="_x0000_s1026" type="#_x0000_t202" style="position:absolute;left:0;text-align:left;margin-left:28.35pt;margin-top:415.55pt;width:538.6pt;height:.05pt;z-index:-251656192;visibility:visible;mso-wrap-style:square;mso-wrap-distance-left:9pt;mso-wrap-distance-top:0;mso-wrap-distance-right:9pt;mso-wrap-distance-bottom:0;mso-position-horizontal:absolute;mso-position-horizontal-relative:text;mso-position-vertical:absolute;mso-position-vertical-relative:text;v-text-anchor:top" wrapcoords="-30 0 -30 21192 21600 21192 21600 0 -30 0" o:gfxdata="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" stroked="f">
-            <v:textbox style="mso-fit-shape-to-text:t" inset="0,0,0,0">
-              <w:txbxContent>
-                <w:p>
-                  <w:pPr>
-                    <w:pStyle w:val="ab"/>
-                    <w:jc w:val="center"/>
-                    <w:rPr>
-                      <w:i w:val="0"/>
-                      <w:sz w:val="28"/>
-                      <w:szCs w:val="28"/>
-                    </w:rPr>
-                  </w:pPr>
-                </w:p>
-                <w:p/>
-              </w:txbxContent>
-            </v:textbox>
-            <w10:wrap type="tight"/>
-          </v:shape>
-        </w:pict>
-      </w:r>
-      <w:r>
-        <w:rPr>
-          <w:noProof/>
-        </w:rPr>
-        <w:drawing>
-          <wp:anchor distT="0" distB="0" distL="114300" distR="114300" simplePos="0" relativeHeight="251659264" behindDoc="1" locked="0" layoutInCell="1" allowOverlap="1" wp14:anchorId="1FA4C66D" wp14:editId="0F5D0B75">
-            <wp:simplePos x="0" y="0"/>
-            <wp:positionH relativeFrom="page">
-              <wp:posOffset>715010</wp:posOffset>
-            </wp:positionH>
-            <wp:positionV relativeFrom="paragraph">
-              <wp:posOffset>9525</wp:posOffset>
-            </wp:positionV>
-            <wp:extent cx="6619240" cy="4835525"/>
-            <wp:effectExtent l="0" t="0" r="0" b="3175"/>
-            <wp:wrapTight wrapText="bothSides">
-              <wp:wrapPolygon edited="0">
-                <wp:start x="0" y="0"/>
-                <wp:lineTo x="0" y="21529"/>
-                <wp:lineTo x="21509" y="21529"/>
-                <wp:lineTo x="21509" y="0"/>
-                <wp:lineTo x="0" y="0"/>
-              </wp:wrapPolygon>
-            </wp:wrapTight>
-            <wp:docPr id="1" name="Рисунок 1"/>
-            <wp:cNvGraphicFramePr>
-              <a:graphicFrameLocks xmlns:a="http://schemas.openxmlformats.org/drawingml/2006/main" noChangeAspect="1"/>
-            </wp:cNvGraphicFramePr>
-            <a:graphic xmlns:a="http://schemas.openxmlformats.org/drawingml/2006/main">
-              <a:graphicData uri="http://schemas.openxmlformats.org/drawingml/2006/picture">
-                <pic:pic xmlns:pic="http://schemas.openxmlformats.org/drawingml/2006/picture">
-                  <pic:nvPicPr>
-                    <pic:cNvPr id="1" name=""/>
-                    <pic:cNvPicPr/>
-                  </pic:nvPicPr>
-                  <pic:blipFill>
-                    <a:blip r:embed="rId8">
-                      <a:extLst>
-                        <a:ext uri="{28A0092B-C50C-407E-A947-70E740481C1C}">
-                          <a14:useLocalDpi xmlns:a14="http://schemas.microsoft.com/office/drawing/2010/main" val="0"/>
-                        </a:ext>
-                      </a:extLst>
-                    </a:blip>
-                    <a:stretch>
-                      <a:fillRect/>
-                    </a:stretch>
-                  </pic:blipFill>
-                  <pic:spPr>
-                    <a:xfrm>
-                      <a:off x="0" y="0"/>
-                      <a:ext cx="6619240" cy="4835525"/>
-                    </a:xfrm>
-                    <a:prstGeom prst="rect">
-                      <a:avLst/>
-                    </a:prstGeom>
-                  </pic:spPr>
-                </pic:pic>
-              </a:graphicData>
-            </a:graphic>
-            <wp14:sizeRelH relativeFrom="page">
-              <wp14:pctWidth>0</wp14:pctWidth>
-            </wp14:sizeRelH>
-            <wp14:sizeRelV relativeFrom="page">
-              <wp14:pctHeight>0</wp14:pctHeight>
-            </wp14:sizeRelV>
-          </wp:anchor>
-        </w:drawing>
-      </w:r>
-    </w:p>
-    <w:p>
-      <w:pPr>
-        <w:pStyle w:val="a4"/>
-        <w:numPr>
-          <w:ilvl w:val="0"/>
-          <w:numId w:val="43"/>
-        </w:numPr>
-      </w:pPr>
-    </w:p>
-    <w:p>
-      <w:pPr>
-        <w:pStyle w:val="a4"/>
-        <w:numPr>
-          <w:ilvl w:val="0"/>
-          <w:numId w:val="43"/>
-        </w:numPr>
-      </w:pPr>
-    </w:p>
-    <w:p>
-      <w:pPr>
-        <w:pStyle w:val="a4"/>
-        <w:numPr>
-          <w:ilvl w:val="0"/>
-          <w:numId w:val="43"/>
-        </w:numPr>
-      </w:pPr>
-    </w:p>
-    <w:p>
-      <w:pPr>
-        <w:pStyle w:val="a4"/>
-        <w:numPr>
-          <w:ilvl w:val="0"/>
-          <w:numId w:val="43"/>
-        </w:numPr>
-      </w:pPr>
-    </w:p>
-    <w:p>
-      <w:pPr>
-        <w:pStyle w:val="a4"/>
-        <w:numPr>
-          <w:ilvl w:val="0"/>
-          <w:numId w:val="43"/>
-        </w:numPr>
-      </w:pPr>
-    </w:p>
-    <w:p>
-      <w:pPr>
-        <w:pStyle w:val="a4"/>
-        <w:numPr>
-          <w:ilvl w:val="0"/>
-          <w:numId w:val="43"/>
-        </w:numPr>
-      </w:pPr>
-    </w:p>
-    <w:p>
-      <w:pPr>
-        <w:pStyle w:val="a4"/>
-        <w:numPr>
-          <w:ilvl w:val="0"/>
-          <w:numId w:val="43"/>
-        </w:numPr>
-      </w:pPr>
-    </w:p>
-    <w:p>
-      <w:pPr>
-        <w:pStyle w:val="a4"/>
-        <w:numPr>
-          <w:ilvl w:val="0"/>
-          <w:numId w:val="43"/>
-        </w:numPr>
-      </w:pPr>
-    </w:p>
-    <w:p>
-      <w:pPr>
-        <w:pStyle w:val="a4"/>
-        <w:numPr>
-          <w:ilvl w:val="0"/>
-          <w:numId w:val="43"/>
-        </w:numPr>
-      </w:pPr>
-    </w:p>
-    <w:p>
-      <w:pPr>
-        <w:pStyle w:val="a4"/>
-        <w:numPr>
-          <w:ilvl w:val="0"/>
-          <w:numId w:val="43"/>
-        </w:numPr>
-      </w:pPr>
-    </w:p>
-    <w:p>
-      <w:pPr>
-        <w:pStyle w:val="a4"/>
-        <w:numPr>
-          <w:ilvl w:val="0"/>
-          <w:numId w:val="43"/>
-        </w:numPr>
-      </w:pPr>
-    </w:p>
-    <w:p>
-      <w:pPr>
-        <w:pStyle w:val="a4"/>
-        <w:numPr>
-          <w:ilvl w:val="0"/>
-          <w:numId w:val="43"/>
-        </w:numPr>
-      </w:pPr>
-    </w:p>
-    <w:p>
-      <w:pPr>
-        <w:pStyle w:val="a4"/>
-        <w:numPr>
-          <w:ilvl w:val="0"/>
-          <w:numId w:val="43"/>
-        </w:numPr>
-      </w:pPr>
-    </w:p>
-    <w:p>
-      <w:pPr>
-        <w:pStyle w:val="a4"/>
-        <w:numPr>
-          <w:ilvl w:val="0"/>
-          <w:numId w:val="43"/>
-        </w:numPr>
-      </w:pPr>
-    </w:p>
-    <w:p>
-      <w:pPr>
-        <w:pStyle w:val="a4"/>
-        <w:numPr>
-          <w:ilvl w:val="0"/>
-          <w:numId w:val="43"/>
-        </w:numPr>
-      </w:pPr>
-    </w:p>
-    <w:p>
-      <w:pPr>
-        <w:pStyle w:val="a4"/>
-        <w:numPr>
-          <w:ilvl w:val="0"/>
-          <w:numId w:val="43"/>
-        </w:numPr>
-      </w:pPr>
-    </w:p>
-    <w:p>
-      <w:pPr>
-        <w:pStyle w:val="a4"/>
-        <w:numPr>
-          <w:ilvl w:val="0"/>
-          <w:numId w:val="43"/>
-        </w:numPr>
-      </w:pPr>
-    </w:p>
-    <w:p>
-      <w:pPr>
-        <w:pStyle w:val="a4"/>
-        <w:numPr>
-          <w:ilvl w:val="0"/>
-          <w:numId w:val="43"/>
-        </w:numPr>
-      </w:pPr>
-    </w:p>
-    <w:p>
-      <w:pPr>
-        <w:pStyle w:val="a4"/>
-        <w:numPr>
-          <w:ilvl w:val="0"/>
-          <w:numId w:val="43"/>
-        </w:numPr>
-      </w:pPr>
-    </w:p>
-    <w:p>
-      <w:pPr>
-        <w:pStyle w:val="a4"/>
-        <w:numPr>
-          <w:ilvl w:val="0"/>
-          <w:numId w:val="43"/>
-        </w:numPr>
-      </w:pPr>
-    </w:p>
-    <w:p>
-      <w:pPr>
-        <w:pStyle w:val="a4"/>
-        <w:numPr>
-          <w:ilvl w:val="0"/>
-          <w:numId w:val="43"/>
-        </w:numPr>
-      </w:pPr>
-    </w:p>
-    <w:p>
-      <w:pPr>
-        <w:pStyle w:val="a4"/>
-        <w:numPr>
-          <w:ilvl w:val="0"/>
-          <w:numId w:val="43"/>
-        </w:numPr>
-      </w:pPr>
-    </w:p>
-    <w:p>
-      <w:pPr>
-        <w:pStyle w:val="a4"/>
-      </w:pPr>
-    </w:p>
-    <w:p>
-      <w:pPr>
-        <w:pStyle w:val="a4"/>
-        <w:numPr>
-          <w:ilvl w:val="0"/>
-          <w:numId w:val="43"/>
-        </w:numPr>
-      </w:pPr>
-    </w:p>
-    <w:p>
-      <w:pPr>
-        <w:pStyle w:val="a4"/>
-        <w:numPr>
-          <w:ilvl w:val="0"/>
-          <w:numId w:val="43"/>
-        </w:numPr>
-      </w:pPr>
-    </w:p>
-    <w:p>
-      <w:pPr>
-        <w:pStyle w:val="a4"/>
-        <w:numPr>
-          <w:ilvl w:val="0"/>
-          <w:numId w:val="43"/>
-        </w:numPr>
-      </w:pPr>
-    </w:p>
-    <w:p>
-      <w:pPr>
-        <w:pStyle w:val="ab"/>
-        <w:ind w:left="720"/>
-        <w:jc w:val="center"/>
-        <w:rPr>
-          <w:i w:val="0"/>
-          <w:sz w:val="28"/>
-          <w:szCs w:val="28"/>
-        </w:rPr>
-      </w:pPr>
-      <w:r>
-        <w:rPr>
-          <w:i w:val="0"/>
-          <w:sz w:val="28"/>
-          <w:szCs w:val="28"/>
-        </w:rPr>
-        <w:t xml:space="preserve">Рисунок </w:t>
-      </w:r>
-      <w:r>
-        <w:rPr>
-          <w:i w:val="0"/>
-          <w:sz w:val="28"/>
-          <w:szCs w:val="28"/>
-        </w:rPr>
-        <w:fldChar w:fldCharType="begin"/>
-      </w:r>
-      <w:r>
-        <w:rPr>
-          <w:i w:val="0"/>
-          <w:sz w:val="28"/>
-          <w:szCs w:val="28"/>
-        </w:rPr>
-        <w:instrText xml:space="preserve"> SEQ Рисунок \* ARABIC </w:instrText>
-      </w:r>
-      <w:r>
-        <w:rPr>
-          <w:i w:val="0"/>
-          <w:sz w:val="28"/>
-          <w:szCs w:val="28"/>
-        </w:rPr>
-        <w:fldChar w:fldCharType="separate"/>
-      </w:r>
-      <w:r>
-        <w:rPr>
-          <w:i w:val="0"/>
-          <w:noProof/>
-          <w:sz w:val="28"/>
-          <w:szCs w:val="28"/>
-        </w:rPr>
-        <w:t>1</w:t>
-      </w:r>
-      <w:r>
-        <w:rPr>
-          <w:i w:val="0"/>
-          <w:sz w:val="28"/>
-          <w:szCs w:val="28"/>
-        </w:rPr>
-        <w:fldChar w:fldCharType="end"/>
-      </w:r>
-      <w:r>
-        <w:rPr>
-          <w:i w:val="0"/>
-          <w:sz w:val="28"/>
-          <w:szCs w:val="28"/>
-        </w:rPr>
-        <w:t xml:space="preserve"> - Структура администрации города Слободского</w:t>
-      </w:r>
-    </w:p>
-    <w:p>
-      <w:pPr>
-        <w:spacing w:line="360" w:lineRule="auto"/>
-        <w:jc w:val="both"/>
-        <w:rPr>
-          <w:b/>
-          <w:bCs/>
-          <w:sz w:val="28"/>
-          <w:szCs w:val="28"/>
-        </w:rPr>
-      </w:pPr>
-    </w:p>
-    <w:p>
-      <w:pPr>
-        <w:pStyle w:val="a4"/>
-        <w:numPr>
-          <w:ilvl w:val="0"/>
-          <w:numId w:val="44"/>
+          <w:numId w:val="35"/>
         </w:numPr>
         <w:spacing w:line="360" w:lineRule="auto"/>
         <w:jc w:val="both"/>
         <w:rPr>
+          <w:sz w:val="28"/>
+          <w:szCs w:val="28"/>
+        </w:rPr>
+      </w:pPr>
+      <w:r>
+        <w:rPr>
+          <w:sz w:val="28"/>
+          <w:szCs w:val="28"/>
+        </w:rPr>
+        <w:t>создана онлайн-трансляция в группе ВКонтакте с функцией прямого эфира;</w:t>
+      </w:r>
+    </w:p>
+    <w:p>
+      <w:pPr>
+        <w:numPr>
+          <w:ilvl w:val="0"/>
+          <w:numId w:val="35"/>
+        </w:numPr>
+        <w:spacing w:line="360" w:lineRule="auto"/>
+        <w:jc w:val="both"/>
+        <w:rPr>
+          <w:sz w:val="28"/>
+          <w:szCs w:val="28"/>
+        </w:rPr>
+      </w:pPr>
+      <w:r>
+        <w:rPr>
+          <w:sz w:val="28"/>
+          <w:szCs w:val="28"/>
+        </w:rPr>
+        <w:t>проверена работа микрофона, веб-камеры и интернет-соединения (скорость, стабильность, задержки);</w:t>
+      </w:r>
+    </w:p>
+    <w:p>
+      <w:pPr>
+        <w:numPr>
+          <w:ilvl w:val="0"/>
+          <w:numId w:val="35"/>
+        </w:numPr>
+        <w:spacing w:line="360" w:lineRule="auto"/>
+        <w:jc w:val="both"/>
+        <w:rPr>
+          <w:sz w:val="28"/>
+          <w:szCs w:val="28"/>
+        </w:rPr>
+      </w:pPr>
+      <w:r>
+        <w:rPr>
+          <w:sz w:val="28"/>
+          <w:szCs w:val="28"/>
+        </w:rPr>
+        <w:t>подготовлена и протестирована ссылка для подключения участников;</w:t>
+      </w:r>
+    </w:p>
+    <w:p>
+      <w:pPr>
+        <w:numPr>
+          <w:ilvl w:val="0"/>
+          <w:numId w:val="35"/>
+        </w:numPr>
+        <w:spacing w:line="360" w:lineRule="auto"/>
+        <w:jc w:val="both"/>
+        <w:rPr>
+          <w:sz w:val="28"/>
+          <w:szCs w:val="28"/>
+        </w:rPr>
+      </w:pPr>
+      <w:r>
+        <w:rPr>
+          <w:sz w:val="28"/>
+          <w:szCs w:val="28"/>
+        </w:rPr>
+        <w:lastRenderedPageBreak/>
+        <w:t>составлена структура выступления, определены ключевые блоки вебинара;</w:t>
+      </w:r>
+    </w:p>
+    <w:p>
+      <w:pPr>
+        <w:numPr>
+          <w:ilvl w:val="0"/>
+          <w:numId w:val="35"/>
+        </w:numPr>
+        <w:spacing w:line="360" w:lineRule="auto"/>
+        <w:jc w:val="both"/>
+        <w:rPr>
+          <w:sz w:val="28"/>
+          <w:szCs w:val="28"/>
+        </w:rPr>
+      </w:pPr>
+      <w:r>
+        <w:rPr>
+          <w:sz w:val="28"/>
+          <w:szCs w:val="28"/>
+        </w:rPr>
+        <w:t>подготовлены визуальные материалы для демонстрации во время трансляции.</w:t>
+      </w:r>
+    </w:p>
+    <w:p>
+      <w:pPr>
+        <w:spacing w:line="360" w:lineRule="auto"/>
+        <w:jc w:val="both"/>
+        <w:rPr>
+          <w:sz w:val="28"/>
+          <w:szCs w:val="28"/>
+        </w:rPr>
+      </w:pPr>
+      <w:r>
+        <w:rPr>
+          <w:sz w:val="28"/>
+          <w:szCs w:val="28"/>
+        </w:rPr>
+        <w:t>Все технические средства были протестированы и признаны работоспособными. Ссылка на трансляцию была направлена участникам заранее, что позволило им подготовиться и своевременно подключиться к вебинару. Скриншот трансляции подтверждает факт её создания и технической готовности.</w:t>
+      </w:r>
+    </w:p>
+    <w:p>
+      <w:pPr>
+        <w:spacing w:line="360" w:lineRule="auto"/>
+        <w:jc w:val="both"/>
+        <w:rPr>
+          <w:sz w:val="28"/>
+          <w:szCs w:val="28"/>
+        </w:rPr>
+      </w:pPr>
+    </w:p>
+    <w:p>
+      <w:pPr>
+        <w:pStyle w:val="2"/>
+        <w:spacing w:line="360" w:lineRule="auto"/>
+        <w:rPr>
+          <w:rFonts w:ascii="Times New Roman" w:hAnsi="Times New Roman" w:cs="Times New Roman"/>
           <w:b/>
           <w:bCs/>
-          <w:sz w:val="28"/>
-          <w:szCs w:val="28"/>
-        </w:rPr>
-      </w:pPr>
-      <w:r>
-        <w:rPr>
+          <w:color w:val="auto"/>
+          <w:sz w:val="28"/>
+          <w:szCs w:val="28"/>
+        </w:rPr>
+      </w:pPr>
+      <w:bookmarkStart w:id="2" w:name="_Toc233556873"/>
+      <w:r>
+        <w:rPr>
+          <w:rFonts w:ascii="Times New Roman" w:hAnsi="Times New Roman" w:cs="Times New Roman"/>
           <w:b/>
           <w:bCs/>
-          <w:sz w:val="28"/>
-          <w:szCs w:val="28"/>
-        </w:rPr>
-        <w:lastRenderedPageBreak/>
-        <w:t>К</w:t>
-      </w:r>
-      <w:r>
-        <w:rPr>
+          <w:color w:val="auto"/>
+          <w:sz w:val="28"/>
+          <w:szCs w:val="28"/>
+        </w:rPr>
+        <w:t>3. Презентация для лекции</w:t>
+      </w:r>
+      <w:r>
+        <w:rPr>
+          <w:rFonts w:ascii="Times New Roman" w:hAnsi="Times New Roman" w:cs="Times New Roman"/>
           <w:b/>
           <w:bCs/>
-          <w:sz w:val="28"/>
-          <w:szCs w:val="28"/>
-        </w:rPr>
-        <w:t>онсультаци</w:t>
-      </w:r>
-      <w:r>
-        <w:rPr>
-          <w:b/>
-          <w:bCs/>
-          <w:sz w:val="28"/>
-          <w:szCs w:val="28"/>
-        </w:rPr>
-        <w:t>я</w:t>
-      </w:r>
+          <w:color w:val="auto"/>
+          <w:sz w:val="28"/>
+          <w:szCs w:val="28"/>
+        </w:rPr>
+        <w:t>.</w:t>
+      </w:r>
+      <w:bookmarkEnd w:id="2"/>
     </w:p>
     <w:p>
       <w:pPr>
@@ -2648,7 +2045,7 @@
           <w:sz w:val="28"/>
           <w:szCs w:val="28"/>
         </w:rPr>
-        <w:t xml:space="preserve">На первый день я провёл консультацию. </w:t>
+        <w:t>Для проведения лекции по теме «Безопасное использование мессенджеров» была разработана презентация, содержащая 10 слайдов. При разработке презентации учитывалась необходимость простого и наглядного изложения материала для аудитории с разным уровнем цифровой грамотности.</w:t>
       </w:r>
     </w:p>
     <w:p>
@@ -2665,11 +2062,15 @@
           <w:sz w:val="28"/>
           <w:szCs w:val="28"/>
         </w:rPr>
-        <w:t>В рамках выполнения задания мною был разработан сценарий индивидуальной консультации по теме «Безопасное использование мессенджеров». При разработке сценария были учтены основные проблемы, с которыми сталкиваются пользователи при работе с мессенджерами: неумение распознавать фишинговые ссылки, доверие к подозрительным сообщениям, использование простых паролей, отсутствие двухфакторной аутентификации и смешение рабочих и личных чатов.</w:t>
-      </w:r>
-    </w:p>
-    <w:p>
-      <w:pPr>
+        <w:t>Презентация включает следующие разделы:</w:t>
+      </w:r>
+    </w:p>
+    <w:p>
+      <w:pPr>
+        <w:numPr>
+          <w:ilvl w:val="0"/>
+          <w:numId w:val="36"/>
+        </w:numPr>
         <w:spacing w:line="360" w:lineRule="auto"/>
         <w:jc w:val="both"/>
         <w:rPr>
@@ -2682,11 +2083,15 @@
           <w:sz w:val="28"/>
           <w:szCs w:val="28"/>
         </w:rPr>
-        <w:t>Сценарий включает вступление, в котором объясняется актуальность темы, основную часть, состоящую из разбора 5 правил безопасности, практические примеры из реальной жизни, а также заключение с ответами на вопросы. В ходе консультаций были рассмотрены конкретные ситуации: как отличить официальное сообщение от мошеннического, как правильно реагировать на подозрительные звонки, как настроить двухфакторную аутентификацию в популярных мессенджерах.</w:t>
-      </w:r>
-    </w:p>
-    <w:p>
-      <w:pPr>
+        <w:t>обзор популярных мессенджеров, используемых в работе;</w:t>
+      </w:r>
+    </w:p>
+    <w:p>
+      <w:pPr>
+        <w:numPr>
+          <w:ilvl w:val="0"/>
+          <w:numId w:val="36"/>
+        </w:numPr>
         <w:spacing w:line="360" w:lineRule="auto"/>
         <w:jc w:val="both"/>
         <w:rPr>
@@ -2699,7 +2104,124 @@
           <w:sz w:val="28"/>
           <w:szCs w:val="28"/>
         </w:rPr>
-        <w:t>Консультации проводились индивидуально, продолжительность каждой составляла 15–20 минут. Такой формат позволил уделить внимание каждому участнику, ответить на его личные вопросы и разобрать ситуации, с которыми он сталкивался в своей работе. Участники активно задавали вопросы, проявляли интерес к теме, особенно к практическим аспектам: как именно настроить двухфакторную аутентификацию, как распознать фишинговое сообщение и что делать, если аккаунт уже взломан. Сценарий консультации опубликован на сайте: </w:t>
+        <w:t>основные угрозы при использовании мессенджеров (фишинг, мошенничество, взлом, утечка данных);</w:t>
+      </w:r>
+    </w:p>
+    <w:p>
+      <w:pPr>
+        <w:numPr>
+          <w:ilvl w:val="0"/>
+          <w:numId w:val="36"/>
+        </w:numPr>
+        <w:spacing w:line="360" w:lineRule="auto"/>
+        <w:jc w:val="both"/>
+        <w:rPr>
+          <w:sz w:val="28"/>
+          <w:szCs w:val="28"/>
+        </w:rPr>
+      </w:pPr>
+      <w:r>
+        <w:rPr>
+          <w:sz w:val="28"/>
+          <w:szCs w:val="28"/>
+        </w:rPr>
+        <w:t>5 правил безопасности, каждое из которых проиллюстрировано реальными примерами;</w:t>
+      </w:r>
+    </w:p>
+    <w:p>
+      <w:pPr>
+        <w:numPr>
+          <w:ilvl w:val="0"/>
+          <w:numId w:val="36"/>
+        </w:numPr>
+        <w:spacing w:line="360" w:lineRule="auto"/>
+        <w:jc w:val="both"/>
+        <w:rPr>
+          <w:sz w:val="28"/>
+          <w:szCs w:val="28"/>
+        </w:rPr>
+      </w:pPr>
+      <w:r>
+        <w:rPr>
+          <w:sz w:val="28"/>
+          <w:szCs w:val="28"/>
+        </w:rPr>
+        <w:t xml:space="preserve">пошаговая инструкция по настройке двухфакторной аутентификации в Telegram, </w:t>
+      </w:r>
+      <w:proofErr w:type="spellStart"/>
+      <w:r>
+        <w:rPr>
+          <w:sz w:val="28"/>
+          <w:szCs w:val="28"/>
+        </w:rPr>
+        <w:t>WhatsApp</w:t>
+      </w:r>
+      <w:proofErr w:type="spellEnd"/>
+      <w:r>
+        <w:rPr>
+          <w:sz w:val="28"/>
+          <w:szCs w:val="28"/>
+        </w:rPr>
+        <w:t xml:space="preserve"> и ВКонтакте;</w:t>
+      </w:r>
+    </w:p>
+    <w:p>
+      <w:pPr>
+        <w:numPr>
+          <w:ilvl w:val="0"/>
+          <w:numId w:val="36"/>
+        </w:numPr>
+        <w:spacing w:line="360" w:lineRule="auto"/>
+        <w:jc w:val="both"/>
+        <w:rPr>
+          <w:sz w:val="28"/>
+          <w:szCs w:val="28"/>
+        </w:rPr>
+      </w:pPr>
+      <w:r>
+        <w:rPr>
+          <w:sz w:val="28"/>
+          <w:szCs w:val="28"/>
+        </w:rPr>
+        <w:t>алгоритм действий при взломе аккаунта;</w:t>
+      </w:r>
+    </w:p>
+    <w:p>
+      <w:pPr>
+        <w:numPr>
+          <w:ilvl w:val="0"/>
+          <w:numId w:val="36"/>
+        </w:numPr>
+        <w:spacing w:line="360" w:lineRule="auto"/>
+        <w:jc w:val="both"/>
+        <w:rPr>
+          <w:sz w:val="28"/>
+          <w:szCs w:val="28"/>
+        </w:rPr>
+      </w:pPr>
+      <w:r>
+        <w:rPr>
+          <w:sz w:val="28"/>
+          <w:szCs w:val="28"/>
+        </w:rPr>
+        <w:t>итоговые выводы и рекомендации.</w:t>
+      </w:r>
+    </w:p>
+    <w:p>
+      <w:pPr>
+        <w:spacing w:line="360" w:lineRule="auto"/>
+        <w:jc w:val="both"/>
+        <w:rPr>
+          <w:sz w:val="28"/>
+          <w:szCs w:val="28"/>
+        </w:rPr>
+      </w:pPr>
+      <w:r>
+        <w:rPr>
+          <w:sz w:val="28"/>
+          <w:szCs w:val="28"/>
+        </w:rPr>
+        <w:t>Каждый слайд содержит минимум текста и максимум визуальной информации, что позволяет слушателям легко воспринимать материал. Презентация может использоваться как самостоятельный материал для обучения сотрудников. Презентация опубликована на сайте: </w:t>
       </w:r>
       <w:hyperlink r:id="rId9" w:tgtFrame="_blank" w:history="1">
         <w:r>
@@ -2733,55 +2255,116 @@
           <w:szCs w:val="28"/>
         </w:rPr>
       </w:pPr>
-      <w:r>
+    </w:p>
+    <w:p>
+      <w:pPr>
+        <w:spacing w:line="360" w:lineRule="auto"/>
+        <w:jc w:val="both"/>
         <w:rPr>
           <w:b/>
           <w:bCs/>
           <w:sz w:val="28"/>
           <w:szCs w:val="28"/>
         </w:rPr>
-        <w:t>2. Организация вебинара</w:t>
-      </w:r>
+      </w:pPr>
     </w:p>
     <w:p>
       <w:pPr>
         <w:spacing w:line="360" w:lineRule="auto"/>
         <w:jc w:val="both"/>
         <w:rPr>
-          <w:sz w:val="28"/>
-          <w:szCs w:val="28"/>
-        </w:rPr>
-      </w:pPr>
-      <w:r>
-        <w:rPr>
-          <w:sz w:val="28"/>
-          <w:szCs w:val="28"/>
-        </w:rPr>
-        <w:t>В рамках выполнения задания было выполнено организационно-техническое обеспечение вебинара по теме «Безопасное использование мессенджеров». Для проведения вебинара была выбрана платформа ВКонтакте как наиболее доступная и не требующая дополнительной установки программного обеспечения.</w:t>
-      </w:r>
+          <w:b/>
+          <w:bCs/>
+          <w:sz w:val="28"/>
+          <w:szCs w:val="28"/>
+        </w:rPr>
+      </w:pPr>
     </w:p>
     <w:p>
       <w:pPr>
         <w:spacing w:line="360" w:lineRule="auto"/>
         <w:jc w:val="both"/>
         <w:rPr>
-          <w:sz w:val="28"/>
-          <w:szCs w:val="28"/>
-        </w:rPr>
-      </w:pPr>
-      <w:r>
-        <w:rPr>
-          <w:sz w:val="28"/>
-          <w:szCs w:val="28"/>
-        </w:rPr>
-        <w:t>В ходе подготовки были выполнены следующие мероприятия:</w:t>
+          <w:b/>
+          <w:bCs/>
+          <w:sz w:val="28"/>
+          <w:szCs w:val="28"/>
+        </w:rPr>
+      </w:pPr>
+    </w:p>
+    <w:p>
+      <w:pPr>
+        <w:pStyle w:val="2"/>
+        <w:spacing w:line="360" w:lineRule="auto"/>
+        <w:rPr>
+          <w:rStyle w:val="ac"/>
+          <w:rFonts w:ascii="Times New Roman" w:hAnsi="Times New Roman" w:cs="Times New Roman"/>
+          <w:b/>
+          <w:bCs/>
+          <w:i w:val="0"/>
+          <w:iCs w:val="0"/>
+          <w:color w:val="auto"/>
+          <w:sz w:val="28"/>
+          <w:szCs w:val="28"/>
+        </w:rPr>
+      </w:pPr>
+      <w:bookmarkStart w:id="3" w:name="_Toc233556874"/>
+      <w:r>
+        <w:rPr>
+          <w:rStyle w:val="ac"/>
+          <w:rFonts w:ascii="Times New Roman" w:hAnsi="Times New Roman" w:cs="Times New Roman"/>
+          <w:b/>
+          <w:bCs/>
+          <w:i w:val="0"/>
+          <w:iCs w:val="0"/>
+          <w:color w:val="auto"/>
+          <w:sz w:val="28"/>
+          <w:szCs w:val="28"/>
+        </w:rPr>
+        <w:lastRenderedPageBreak/>
+        <w:t>4. Видеоролик с лекцией</w:t>
+      </w:r>
+      <w:bookmarkEnd w:id="3"/>
+    </w:p>
+    <w:p>
+      <w:pPr>
+        <w:spacing w:line="360" w:lineRule="auto"/>
+        <w:jc w:val="both"/>
+        <w:rPr>
+          <w:sz w:val="28"/>
+          <w:szCs w:val="28"/>
+        </w:rPr>
+      </w:pPr>
+      <w:r>
+        <w:rPr>
+          <w:sz w:val="28"/>
+          <w:szCs w:val="28"/>
+        </w:rPr>
+        <w:t>Был записан видеоролик с лекцией по теме «Безопасное использование мессенджеров». Формат видео позволяет донести материал до широкой аудитории, включая тех, кто не имел возможности присутствовать на очных мероприятиях.</w:t>
+      </w:r>
+    </w:p>
+    <w:p>
+      <w:pPr>
+        <w:spacing w:line="360" w:lineRule="auto"/>
+        <w:jc w:val="both"/>
+        <w:rPr>
+          <w:sz w:val="28"/>
+          <w:szCs w:val="28"/>
+        </w:rPr>
+      </w:pPr>
+      <w:r>
+        <w:rPr>
+          <w:sz w:val="28"/>
+          <w:szCs w:val="28"/>
+        </w:rPr>
+        <w:t>В ходе записи были освещены следующие вопросы:</w:t>
       </w:r>
     </w:p>
     <w:p>
       <w:pPr>
         <w:numPr>
           <w:ilvl w:val="0"/>
-          <w:numId w:val="35"/>
+          <w:numId w:val="37"/>
         </w:numPr>
         <w:spacing w:line="360" w:lineRule="auto"/>
         <w:jc w:val="both"/>
@@ -2795,14 +2378,14 @@
           <w:sz w:val="28"/>
           <w:szCs w:val="28"/>
         </w:rPr>
-        <w:t>создана онлайн-трансляция в группе ВКонтакте с функцией прямого эфира;</w:t>
+        <w:t>почему соблюдение правил безопасности в мессенджерах является важной частью цифровой гигиены;</w:t>
       </w:r>
     </w:p>
     <w:p>
       <w:pPr>
         <w:numPr>
           <w:ilvl w:val="0"/>
-          <w:numId w:val="35"/>
+          <w:numId w:val="37"/>
         </w:numPr>
         <w:spacing w:line="360" w:lineRule="auto"/>
         <w:jc w:val="both"/>
@@ -2816,14 +2399,14 @@
           <w:sz w:val="28"/>
           <w:szCs w:val="28"/>
         </w:rPr>
-        <w:t>проверена работа микрофона, веб-камеры и интернет-соединения (скорость, стабильность, задержки);</w:t>
+        <w:t>какие угрозы наиболее распространены и как они выглядят на практике;</w:t>
       </w:r>
     </w:p>
     <w:p>
       <w:pPr>
         <w:numPr>
           <w:ilvl w:val="0"/>
-          <w:numId w:val="35"/>
+          <w:numId w:val="37"/>
         </w:numPr>
         <w:spacing w:line="360" w:lineRule="auto"/>
         <w:jc w:val="both"/>
@@ -2837,15 +2420,14 @@
           <w:sz w:val="28"/>
           <w:szCs w:val="28"/>
         </w:rPr>
-        <w:lastRenderedPageBreak/>
-        <w:t>подготовлена и протестирована ссылка для подключения участников;</w:t>
+        <w:t>5 правил безопасности, которые помогут защитить аккаунты и личные данные;</w:t>
       </w:r>
     </w:p>
     <w:p>
       <w:pPr>
         <w:numPr>
           <w:ilvl w:val="0"/>
-          <w:numId w:val="35"/>
+          <w:numId w:val="37"/>
         </w:numPr>
         <w:spacing w:line="360" w:lineRule="auto"/>
         <w:jc w:val="both"/>
@@ -2859,14 +2441,14 @@
           <w:sz w:val="28"/>
           <w:szCs w:val="28"/>
         </w:rPr>
-        <w:t>составлена структура выступления, определены ключевые блоки вебинара;</w:t>
+        <w:t>как настроить двухфакторную аутентификацию и почему это важно;</w:t>
       </w:r>
     </w:p>
     <w:p>
       <w:pPr>
         <w:numPr>
           <w:ilvl w:val="0"/>
-          <w:numId w:val="35"/>
+          <w:numId w:val="37"/>
         </w:numPr>
         <w:spacing w:line="360" w:lineRule="auto"/>
         <w:jc w:val="both"/>
@@ -2880,7 +2462,7 @@
           <w:sz w:val="28"/>
           <w:szCs w:val="28"/>
         </w:rPr>
-        <w:t>подготовлены визуальные материалы для демонстрации во время трансляции.</w:t>
+        <w:t>что делать, если аккаунт уже взломан, и как минимизировать последствия.</w:t>
       </w:r>
     </w:p>
     <w:p>
@@ -2897,7 +2479,7 @@
           <w:sz w:val="28"/>
           <w:szCs w:val="28"/>
         </w:rPr>
-        <w:t>Все технические средства были протестированы и признаны работоспособными. Ссылка на трансляцию была направлена участникам заранее, что позволило им подготовиться и своевременно подключиться к вебинару. Скриншот трансляции подтверждает факт её создания и технической готовности.</w:t>
+        <w:t>Видеоролик записан в формате лекции, продолжительность составляет 5–7 минут. Для записи использовалась веб-камера и микрофон, что позволило получить качественное изображение и звук. Видео может быть использовано для самостоятельного изучения сотрудниками. Ссылка на видеоролик прилагается.</w:t>
       </w:r>
     </w:p>
     <w:p>
@@ -2912,23 +2494,46 @@
     </w:p>
     <w:p>
       <w:pPr>
+        <w:pStyle w:val="2"/>
+        <w:spacing w:line="360" w:lineRule="auto"/>
+        <w:rPr>
+          <w:rFonts w:ascii="Times New Roman" w:hAnsi="Times New Roman" w:cs="Times New Roman"/>
+          <w:b/>
+          <w:bCs/>
+          <w:color w:val="auto"/>
+          <w:sz w:val="28"/>
+          <w:szCs w:val="28"/>
+        </w:rPr>
+      </w:pPr>
+      <w:bookmarkStart w:id="4" w:name="_Toc233556875"/>
+      <w:r>
+        <w:rPr>
+          <w:rFonts w:ascii="Times New Roman" w:hAnsi="Times New Roman" w:cs="Times New Roman"/>
+          <w:b/>
+          <w:bCs/>
+          <w:color w:val="auto"/>
+          <w:sz w:val="28"/>
+          <w:szCs w:val="28"/>
+        </w:rPr>
+        <w:t>5. Вебинар для удалённых сотрудников</w:t>
+      </w:r>
+      <w:bookmarkEnd w:id="4"/>
+    </w:p>
+    <w:p>
+      <w:pPr>
         <w:spacing w:line="360" w:lineRule="auto"/>
         <w:jc w:val="both"/>
         <w:rPr>
-          <w:b/>
-          <w:bCs/>
-          <w:sz w:val="28"/>
-          <w:szCs w:val="28"/>
-        </w:rPr>
-      </w:pPr>
-      <w:r>
-        <w:rPr>
-          <w:b/>
-          <w:bCs/>
-          <w:sz w:val="28"/>
-          <w:szCs w:val="28"/>
-        </w:rPr>
-        <w:t>3. Презентация для лекции</w:t>
+          <w:sz w:val="28"/>
+          <w:szCs w:val="28"/>
+        </w:rPr>
+      </w:pPr>
+      <w:r>
+        <w:rPr>
+          <w:sz w:val="28"/>
+          <w:szCs w:val="28"/>
+        </w:rPr>
+        <w:t>Был проведён групповой вебинар для удалённых сотрудников по теме «Безопасное использование электронной почты в работе». Электронная почта остаётся одним из основных каналов рабочей коммуникации, и её безопасность имеет большое значение для предотвращения утечек данных.</w:t>
       </w:r>
     </w:p>
     <w:p>
@@ -2945,7 +2550,7 @@
           <w:sz w:val="28"/>
           <w:szCs w:val="28"/>
         </w:rPr>
-        <w:t>Для проведения лекции по теме «Безопасное использование мессенджеров» была разработана презентация, содержащая 10 слайдов. При разработке презентации учитывалась необходимость простого и наглядного изложения материала для аудитории с разным уровнем цифровой грамотности.</w:t>
+        <w:t>Вебинар проводился на платформе ВКонтакте в формате онлайн-трансляции, что позволило охватить удалённых сотрудников без необходимости их личного присутствия.</w:t>
       </w:r>
     </w:p>
     <w:p>
@@ -2962,14 +2567,14 @@
           <w:sz w:val="28"/>
           <w:szCs w:val="28"/>
         </w:rPr>
-        <w:t>Презентация включает следующие разделы:</w:t>
+        <w:t>В ходе вебинара были рассмотрены следующие вопросы:</w:t>
       </w:r>
     </w:p>
     <w:p>
       <w:pPr>
         <w:numPr>
           <w:ilvl w:val="0"/>
-          <w:numId w:val="36"/>
+          <w:numId w:val="38"/>
         </w:numPr>
         <w:spacing w:line="360" w:lineRule="auto"/>
         <w:jc w:val="both"/>
@@ -2983,14 +2588,14 @@
           <w:sz w:val="28"/>
           <w:szCs w:val="28"/>
         </w:rPr>
-        <w:t>обзор популярных мессенджеров, используемых в работе;</w:t>
+        <w:t>какие угрозы существуют при работе с электронной почтой (фишинг, спам, вирусы, взлом почтового ящика);</w:t>
       </w:r>
     </w:p>
     <w:p>
       <w:pPr>
         <w:numPr>
           <w:ilvl w:val="0"/>
-          <w:numId w:val="36"/>
+          <w:numId w:val="38"/>
         </w:numPr>
         <w:spacing w:line="360" w:lineRule="auto"/>
         <w:jc w:val="both"/>
@@ -3004,14 +2609,14 @@
           <w:sz w:val="28"/>
           <w:szCs w:val="28"/>
         </w:rPr>
-        <w:t>основные угрозы при использовании мессенджеров (фишинг, мошенничество, взлом, утечка данных);</w:t>
+        <w:t>как распознать фишинговое письмо по характерным признакам (неправильный адрес отправителя, грамматические ошибки, подозрительные ссылки);</w:t>
       </w:r>
     </w:p>
     <w:p>
       <w:pPr>
         <w:numPr>
           <w:ilvl w:val="0"/>
-          <w:numId w:val="36"/>
+          <w:numId w:val="38"/>
         </w:numPr>
         <w:spacing w:line="360" w:lineRule="auto"/>
         <w:jc w:val="both"/>
@@ -3025,14 +2630,14 @@
           <w:sz w:val="28"/>
           <w:szCs w:val="28"/>
         </w:rPr>
-        <w:t>5 правил безопасности, каждое из которых проиллюстрировано реальными примерами;</w:t>
+        <w:t>как защитить почтовый ящик от взлома (сложные пароли, двухфакторная аутентификация, регулярная смена паролей);</w:t>
       </w:r>
     </w:p>
     <w:p>
       <w:pPr>
         <w:numPr>
           <w:ilvl w:val="0"/>
-          <w:numId w:val="36"/>
+          <w:numId w:val="38"/>
         </w:numPr>
         <w:spacing w:line="360" w:lineRule="auto"/>
         <w:jc w:val="both"/>
@@ -3046,30 +2651,14 @@
           <w:sz w:val="28"/>
           <w:szCs w:val="28"/>
         </w:rPr>
-        <w:t xml:space="preserve">пошаговая инструкция по настройке двухфакторной аутентификации в Telegram, </w:t>
-      </w:r>
-      <w:proofErr w:type="spellStart"/>
-      <w:r>
-        <w:rPr>
-          <w:sz w:val="28"/>
-          <w:szCs w:val="28"/>
-        </w:rPr>
-        <w:t>WhatsApp</w:t>
-      </w:r>
-      <w:proofErr w:type="spellEnd"/>
-      <w:r>
-        <w:rPr>
-          <w:sz w:val="28"/>
-          <w:szCs w:val="28"/>
-        </w:rPr>
-        <w:t xml:space="preserve"> и ВКонтакте;</w:t>
+        <w:t>как безопасно передавать документы и файлы по электронной почте;</w:t>
       </w:r>
     </w:p>
     <w:p>
       <w:pPr>
         <w:numPr>
           <w:ilvl w:val="0"/>
-          <w:numId w:val="36"/>
+          <w:numId w:val="38"/>
         </w:numPr>
         <w:spacing w:line="360" w:lineRule="auto"/>
         <w:jc w:val="both"/>
@@ -3083,14 +2672,120 @@
           <w:sz w:val="28"/>
           <w:szCs w:val="28"/>
         </w:rPr>
-        <w:t>алгоритм действий при взломе аккаунта;</w:t>
+        <w:lastRenderedPageBreak/>
+        <w:t>что делать, если почтовый ящик всё же был взломан.</w:t>
+      </w:r>
+    </w:p>
+    <w:p>
+      <w:pPr>
+        <w:spacing w:line="360" w:lineRule="auto"/>
+        <w:jc w:val="both"/>
+        <w:rPr>
+          <w:sz w:val="28"/>
+          <w:szCs w:val="28"/>
+        </w:rPr>
+      </w:pPr>
+      <w:r>
+        <w:rPr>
+          <w:sz w:val="28"/>
+          <w:szCs w:val="28"/>
+        </w:rPr>
+        <w:t>В ходе вебинара участники активно задавали вопросы, особенно по теме распознавания фишинговых писем и настройки двухфакторной аутентификации для почтовых сервисов. Участники получили практические рекомендации, которые могут быть применены в работе. Скриншот трансляции подтверждает факт проведения вебинара.</w:t>
+      </w:r>
+    </w:p>
+    <w:p>
+      <w:pPr>
+        <w:spacing w:line="360" w:lineRule="auto"/>
+        <w:jc w:val="both"/>
+        <w:rPr>
+          <w:sz w:val="28"/>
+          <w:szCs w:val="28"/>
+        </w:rPr>
+      </w:pPr>
+    </w:p>
+    <w:p>
+      <w:pPr>
+        <w:pStyle w:val="2"/>
+        <w:spacing w:line="360" w:lineRule="auto"/>
+        <w:rPr>
+          <w:rFonts w:ascii="Times New Roman" w:hAnsi="Times New Roman" w:cs="Times New Roman"/>
+          <w:b/>
+          <w:bCs/>
+          <w:color w:val="auto"/>
+          <w:sz w:val="28"/>
+          <w:szCs w:val="28"/>
+        </w:rPr>
+      </w:pPr>
+      <w:bookmarkStart w:id="5" w:name="_Toc233556876"/>
+      <w:r>
+        <w:rPr>
+          <w:rFonts w:ascii="Times New Roman" w:hAnsi="Times New Roman" w:cs="Times New Roman"/>
+          <w:b/>
+          <w:bCs/>
+          <w:color w:val="auto"/>
+          <w:sz w:val="28"/>
+          <w:szCs w:val="28"/>
+        </w:rPr>
+        <w:t>6. Сценарий «Цифровой ликбез»</w:t>
+      </w:r>
+      <w:bookmarkEnd w:id="5"/>
+    </w:p>
+    <w:p>
+      <w:pPr>
+        <w:spacing w:line="360" w:lineRule="auto"/>
+        <w:jc w:val="both"/>
+        <w:rPr>
+          <w:sz w:val="28"/>
+          <w:szCs w:val="28"/>
+        </w:rPr>
+      </w:pPr>
+      <w:r>
+        <w:rPr>
+          <w:sz w:val="28"/>
+          <w:szCs w:val="28"/>
+        </w:rPr>
+        <w:t>Разработан сценарий просветительского мероприятия в формате «Цифровой ликбез» по теме «Безопасное использование мессенджеров». Мероприятие ориентировано на повышение уровня цифровой грамотности и формирование навыков безопасного поведения в цифровой среде.</w:t>
+      </w:r>
+    </w:p>
+    <w:p>
+      <w:pPr>
+        <w:spacing w:line="360" w:lineRule="auto"/>
+        <w:jc w:val="both"/>
+        <w:rPr>
+          <w:sz w:val="28"/>
+          <w:szCs w:val="28"/>
+        </w:rPr>
+      </w:pPr>
+      <w:r>
+        <w:rPr>
+          <w:sz w:val="28"/>
+          <w:szCs w:val="28"/>
+        </w:rPr>
+        <w:t>При разработке сценария учитывалось, что мероприятие должно быть доступным для аудитории с разным уровнем подготовки, содержать практические примеры и интерактивные элементы для вовлечения участников.</w:t>
+      </w:r>
+    </w:p>
+    <w:p>
+      <w:pPr>
+        <w:spacing w:line="360" w:lineRule="auto"/>
+        <w:jc w:val="both"/>
+        <w:rPr>
+          <w:sz w:val="28"/>
+          <w:szCs w:val="28"/>
+        </w:rPr>
+      </w:pPr>
+      <w:r>
+        <w:rPr>
+          <w:sz w:val="28"/>
+          <w:szCs w:val="28"/>
+        </w:rPr>
+        <w:t>Сценарий рассчитан на 35–40 минут и включает:</w:t>
       </w:r>
     </w:p>
     <w:p>
       <w:pPr>
         <w:numPr>
           <w:ilvl w:val="0"/>
-          <w:numId w:val="36"/>
+          <w:numId w:val="39"/>
         </w:numPr>
         <w:spacing w:line="360" w:lineRule="auto"/>
         <w:jc w:val="both"/>
@@ -3104,11 +2799,15 @@
           <w:sz w:val="28"/>
           <w:szCs w:val="28"/>
         </w:rPr>
-        <w:t>итоговые выводы и рекомендации.</w:t>
-      </w:r>
-    </w:p>
-    <w:p>
-      <w:pPr>
+        <w:t>вступление (5 минут) — объяснение актуальности темы, постановка целей мероприятия;</w:t>
+      </w:r>
+    </w:p>
+    <w:p>
+      <w:pPr>
+        <w:numPr>
+          <w:ilvl w:val="0"/>
+          <w:numId w:val="39"/>
+        </w:numPr>
         <w:spacing w:line="360" w:lineRule="auto"/>
         <w:jc w:val="both"/>
         <w:rPr>
@@ -3121,7 +2820,137 @@
           <w:sz w:val="28"/>
           <w:szCs w:val="28"/>
         </w:rPr>
-        <w:t>Каждый слайд содержит минимум текста и максимум визуальной информации, что позволяет слушателям легко воспринимать материал. Презентация может использоваться как самостоятельный материал для обучения сотрудников. Презентация опубликована на сайте: </w:t>
+        <w:t>блок 1 (6 минут) — фишинг и поддельные ссылки: как распознать и не переходить по подозрительным ссылкам;</w:t>
+      </w:r>
+    </w:p>
+    <w:p>
+      <w:pPr>
+        <w:numPr>
+          <w:ilvl w:val="0"/>
+          <w:numId w:val="39"/>
+        </w:numPr>
+        <w:spacing w:line="360" w:lineRule="auto"/>
+        <w:jc w:val="both"/>
+        <w:rPr>
+          <w:sz w:val="28"/>
+          <w:szCs w:val="28"/>
+        </w:rPr>
+      </w:pPr>
+      <w:r>
+        <w:rPr>
+          <w:sz w:val="28"/>
+          <w:szCs w:val="28"/>
+        </w:rPr>
+        <w:t>блок 2 (6 минут) — мошеннические звонки и сообщения: как правильно реагировать на подозрительные контакты;</w:t>
+      </w:r>
+    </w:p>
+    <w:p>
+      <w:pPr>
+        <w:numPr>
+          <w:ilvl w:val="0"/>
+          <w:numId w:val="39"/>
+        </w:numPr>
+        <w:spacing w:line="360" w:lineRule="auto"/>
+        <w:jc w:val="both"/>
+        <w:rPr>
+          <w:sz w:val="28"/>
+          <w:szCs w:val="28"/>
+        </w:rPr>
+      </w:pPr>
+      <w:r>
+        <w:rPr>
+          <w:sz w:val="28"/>
+          <w:szCs w:val="28"/>
+        </w:rPr>
+        <w:t>блок 3 (6 минут) — СМС-рассылки и ссылки от неизвестных номеров: почему нельзя переходить по ним;</w:t>
+      </w:r>
+    </w:p>
+    <w:p>
+      <w:pPr>
+        <w:numPr>
+          <w:ilvl w:val="0"/>
+          <w:numId w:val="39"/>
+        </w:numPr>
+        <w:spacing w:line="360" w:lineRule="auto"/>
+        <w:jc w:val="both"/>
+        <w:rPr>
+          <w:sz w:val="28"/>
+          <w:szCs w:val="28"/>
+        </w:rPr>
+      </w:pPr>
+      <w:r>
+        <w:rPr>
+          <w:sz w:val="28"/>
+          <w:szCs w:val="28"/>
+        </w:rPr>
+        <w:t>блок 4 (6 минут) — слабые пароли и двухфакторная аутентификация: как защитить аккаунты;</w:t>
+      </w:r>
+    </w:p>
+    <w:p>
+      <w:pPr>
+        <w:numPr>
+          <w:ilvl w:val="0"/>
+          <w:numId w:val="39"/>
+        </w:numPr>
+        <w:spacing w:line="360" w:lineRule="auto"/>
+        <w:jc w:val="both"/>
+        <w:rPr>
+          <w:sz w:val="28"/>
+          <w:szCs w:val="28"/>
+        </w:rPr>
+      </w:pPr>
+      <w:r>
+        <w:rPr>
+          <w:sz w:val="28"/>
+          <w:szCs w:val="28"/>
+        </w:rPr>
+        <w:t>блок 5 (6 минут) — утечка служебной информации: почему нельзя обсуждать рабочие вопросы в личных чатах;</w:t>
+      </w:r>
+    </w:p>
+    <w:p>
+      <w:pPr>
+        <w:numPr>
+          <w:ilvl w:val="0"/>
+          <w:numId w:val="39"/>
+        </w:numPr>
+        <w:spacing w:line="360" w:lineRule="auto"/>
+        <w:jc w:val="both"/>
+        <w:rPr>
+          <w:sz w:val="28"/>
+          <w:szCs w:val="28"/>
+        </w:rPr>
+      </w:pPr>
+      <w:r>
+        <w:rPr>
+          <w:sz w:val="28"/>
+          <w:szCs w:val="28"/>
+        </w:rPr>
+        <w:t>заключительная часть (5 минут) — повторение правил, ответы на вопросы, раздача памяток.</w:t>
+      </w:r>
+    </w:p>
+    <w:p>
+      <w:pPr>
+        <w:spacing w:line="360" w:lineRule="auto"/>
+        <w:jc w:val="both"/>
+        <w:rPr>
+          <w:sz w:val="28"/>
+          <w:szCs w:val="28"/>
+        </w:rPr>
+      </w:pPr>
+      <w:r>
+        <w:rPr>
+          <w:sz w:val="28"/>
+          <w:szCs w:val="28"/>
+        </w:rPr>
+        <w:t xml:space="preserve">В сценарий включены интерактивные элементы: вопросы к участникам, разбор реальных примеров мошенничества, практическое задание по созданию сложного пароля, </w:t>
+      </w:r>
+      <w:r>
+        <w:rPr>
+          <w:sz w:val="28"/>
+          <w:szCs w:val="28"/>
+        </w:rPr>
+        <w:lastRenderedPageBreak/>
+        <w:t>обсуждение правил безопасности. Это позволяет сделать мероприятие более живым и эффективным. Сценарий опубликован на сайте: </w:t>
       </w:r>
       <w:hyperlink r:id="rId10" w:tgtFrame="_blank" w:history="1">
         <w:r>
@@ -3146,678 +2975,46 @@
     </w:p>
     <w:p>
       <w:pPr>
+        <w:pStyle w:val="2"/>
+        <w:spacing w:line="360" w:lineRule="auto"/>
+        <w:rPr>
+          <w:rFonts w:ascii="Times New Roman" w:hAnsi="Times New Roman" w:cs="Times New Roman"/>
+          <w:b/>
+          <w:bCs/>
+          <w:color w:val="auto"/>
+          <w:sz w:val="28"/>
+          <w:szCs w:val="28"/>
+        </w:rPr>
+      </w:pPr>
+      <w:bookmarkStart w:id="6" w:name="_Toc233556877"/>
+      <w:r>
+        <w:rPr>
+          <w:rFonts w:ascii="Times New Roman" w:hAnsi="Times New Roman" w:cs="Times New Roman"/>
+          <w:b/>
+          <w:bCs/>
+          <w:color w:val="auto"/>
+          <w:sz w:val="28"/>
+          <w:szCs w:val="28"/>
+        </w:rPr>
+        <w:t>7. Публикация на сайте</w:t>
+      </w:r>
+      <w:bookmarkEnd w:id="6"/>
+    </w:p>
+    <w:p>
+      <w:pPr>
         <w:spacing w:line="360" w:lineRule="auto"/>
         <w:jc w:val="both"/>
         <w:rPr>
-          <w:b/>
-          <w:bCs/>
-          <w:sz w:val="28"/>
-          <w:szCs w:val="28"/>
-        </w:rPr>
-      </w:pPr>
-    </w:p>
-    <w:p>
-      <w:pPr>
-        <w:spacing w:line="360" w:lineRule="auto"/>
-        <w:jc w:val="both"/>
-        <w:rPr>
-          <w:b/>
-          <w:bCs/>
-          <w:sz w:val="28"/>
-          <w:szCs w:val="28"/>
-        </w:rPr>
-      </w:pPr>
-    </w:p>
-    <w:p>
-      <w:pPr>
-        <w:spacing w:line="360" w:lineRule="auto"/>
-        <w:jc w:val="both"/>
-        <w:rPr>
-          <w:b/>
-          <w:bCs/>
-          <w:sz w:val="28"/>
-          <w:szCs w:val="28"/>
-        </w:rPr>
-      </w:pPr>
-    </w:p>
-    <w:p>
-      <w:pPr>
-        <w:spacing w:line="360" w:lineRule="auto"/>
-        <w:jc w:val="both"/>
-        <w:rPr>
-          <w:b/>
-          <w:bCs/>
-          <w:sz w:val="28"/>
-          <w:szCs w:val="28"/>
-        </w:rPr>
-      </w:pPr>
-    </w:p>
-    <w:p>
-      <w:pPr>
-        <w:spacing w:line="360" w:lineRule="auto"/>
-        <w:jc w:val="both"/>
-        <w:rPr>
-          <w:b/>
-          <w:bCs/>
-          <w:sz w:val="28"/>
-          <w:szCs w:val="28"/>
-        </w:rPr>
-      </w:pPr>
-      <w:r>
-        <w:rPr>
-          <w:b/>
-          <w:bCs/>
-          <w:sz w:val="28"/>
-          <w:szCs w:val="28"/>
-        </w:rPr>
-        <w:t>4. Видеоролик с лекцией</w:t>
-      </w:r>
-    </w:p>
-    <w:p>
-      <w:pPr>
-        <w:spacing w:line="360" w:lineRule="auto"/>
-        <w:jc w:val="both"/>
-        <w:rPr>
-          <w:sz w:val="28"/>
-          <w:szCs w:val="28"/>
-        </w:rPr>
-      </w:pPr>
-      <w:r>
-        <w:rPr>
-          <w:sz w:val="28"/>
-          <w:szCs w:val="28"/>
-        </w:rPr>
-        <w:t>Был записан видеоролик с лекцией по теме «Безопасное использование мессенджеров». Формат видео позволяет донести материал до широкой аудитории, включая тех, кто не имел возможности присутствовать на очных мероприятиях.</w:t>
-      </w:r>
-    </w:p>
-    <w:p>
-      <w:pPr>
-        <w:spacing w:line="360" w:lineRule="auto"/>
-        <w:jc w:val="both"/>
-        <w:rPr>
-          <w:sz w:val="28"/>
-          <w:szCs w:val="28"/>
-        </w:rPr>
-      </w:pPr>
-      <w:r>
-        <w:rPr>
-          <w:sz w:val="28"/>
-          <w:szCs w:val="28"/>
-        </w:rPr>
-        <w:t>В ходе записи были освещены следующие вопросы:</w:t>
-      </w:r>
-    </w:p>
-    <w:p>
-      <w:pPr>
-        <w:numPr>
-          <w:ilvl w:val="0"/>
-          <w:numId w:val="37"/>
-        </w:numPr>
-        <w:spacing w:line="360" w:lineRule="auto"/>
-        <w:jc w:val="both"/>
-        <w:rPr>
-          <w:sz w:val="28"/>
-          <w:szCs w:val="28"/>
-        </w:rPr>
-      </w:pPr>
-      <w:r>
-        <w:rPr>
-          <w:sz w:val="28"/>
-          <w:szCs w:val="28"/>
-        </w:rPr>
-        <w:t>почему соблюдение правил безопасности в мессенджерах является важной частью цифровой гигиены;</w:t>
-      </w:r>
-    </w:p>
-    <w:p>
-      <w:pPr>
-        <w:numPr>
-          <w:ilvl w:val="0"/>
-          <w:numId w:val="37"/>
-        </w:numPr>
-        <w:spacing w:line="360" w:lineRule="auto"/>
-        <w:jc w:val="both"/>
-        <w:rPr>
-          <w:sz w:val="28"/>
-          <w:szCs w:val="28"/>
-        </w:rPr>
-      </w:pPr>
-      <w:r>
-        <w:rPr>
-          <w:sz w:val="28"/>
-          <w:szCs w:val="28"/>
-        </w:rPr>
-        <w:t>какие угрозы наиболее распространены и как они выглядят на практике;</w:t>
-      </w:r>
-    </w:p>
-    <w:p>
-      <w:pPr>
-        <w:numPr>
-          <w:ilvl w:val="0"/>
-          <w:numId w:val="37"/>
-        </w:numPr>
-        <w:spacing w:line="360" w:lineRule="auto"/>
-        <w:jc w:val="both"/>
-        <w:rPr>
-          <w:sz w:val="28"/>
-          <w:szCs w:val="28"/>
-        </w:rPr>
-      </w:pPr>
-      <w:r>
-        <w:rPr>
-          <w:sz w:val="28"/>
-          <w:szCs w:val="28"/>
-        </w:rPr>
-        <w:t>5 правил безопасности, которые помогут защитить аккаунты и личные данные;</w:t>
-      </w:r>
-    </w:p>
-    <w:p>
-      <w:pPr>
-        <w:numPr>
-          <w:ilvl w:val="0"/>
-          <w:numId w:val="37"/>
-        </w:numPr>
-        <w:spacing w:line="360" w:lineRule="auto"/>
-        <w:jc w:val="both"/>
-        <w:rPr>
-          <w:sz w:val="28"/>
-          <w:szCs w:val="28"/>
-        </w:rPr>
-      </w:pPr>
-      <w:r>
-        <w:rPr>
-          <w:sz w:val="28"/>
-          <w:szCs w:val="28"/>
-        </w:rPr>
-        <w:t>как настроить двухфакторную аутентификацию и почему это важно;</w:t>
-      </w:r>
-    </w:p>
-    <w:p>
-      <w:pPr>
-        <w:numPr>
-          <w:ilvl w:val="0"/>
-          <w:numId w:val="37"/>
-        </w:numPr>
-        <w:spacing w:line="360" w:lineRule="auto"/>
-        <w:jc w:val="both"/>
-        <w:rPr>
-          <w:sz w:val="28"/>
-          <w:szCs w:val="28"/>
-        </w:rPr>
-      </w:pPr>
-      <w:r>
-        <w:rPr>
-          <w:sz w:val="28"/>
-          <w:szCs w:val="28"/>
-        </w:rPr>
-        <w:t>что делать, если аккаунт уже взломан, и как минимизировать последствия.</w:t>
-      </w:r>
-    </w:p>
-    <w:p>
-      <w:pPr>
-        <w:spacing w:line="360" w:lineRule="auto"/>
-        <w:jc w:val="both"/>
-        <w:rPr>
-          <w:sz w:val="28"/>
-          <w:szCs w:val="28"/>
-        </w:rPr>
-      </w:pPr>
-      <w:r>
-        <w:rPr>
-          <w:sz w:val="28"/>
-          <w:szCs w:val="28"/>
-        </w:rPr>
-        <w:t>Видеоролик записан в формате лекции, продолжительность составляет 5–7 минут. Для записи использовалась веб-камера и микрофон, что позволило получить качественное изображение и звук. Видео может быть использовано для самостоятельного изучения сотрудниками. Ссылка на видеоролик прилагается.</w:t>
-      </w:r>
-    </w:p>
-    <w:p>
-      <w:pPr>
-        <w:spacing w:line="360" w:lineRule="auto"/>
-        <w:jc w:val="both"/>
-        <w:rPr>
-          <w:sz w:val="28"/>
-          <w:szCs w:val="28"/>
-        </w:rPr>
-      </w:pPr>
-    </w:p>
-    <w:p>
-      <w:pPr>
-        <w:spacing w:line="360" w:lineRule="auto"/>
-        <w:rPr>
-          <w:b/>
-          <w:bCs/>
-          <w:sz w:val="28"/>
-          <w:szCs w:val="28"/>
-        </w:rPr>
-      </w:pPr>
-      <w:r>
-        <w:rPr>
-          <w:b/>
-          <w:bCs/>
-          <w:sz w:val="28"/>
-          <w:szCs w:val="28"/>
-        </w:rPr>
-        <w:t>5. Вебинар для удалённых сотрудников</w:t>
-      </w:r>
-    </w:p>
-    <w:p>
-      <w:pPr>
-        <w:spacing w:line="360" w:lineRule="auto"/>
-        <w:jc w:val="both"/>
-        <w:rPr>
-          <w:sz w:val="28"/>
-          <w:szCs w:val="28"/>
-        </w:rPr>
-      </w:pPr>
-      <w:r>
-        <w:rPr>
-          <w:sz w:val="28"/>
-          <w:szCs w:val="28"/>
-        </w:rPr>
-        <w:t>Был проведён групповой вебинар для удалённых сотрудников по теме «Безопасное использование электронной почты в работе». Электронная почта остаётся одним из основных каналов рабочей коммуникации, и её безопасность имеет большое значение для предотвращения утечек данных.</w:t>
-      </w:r>
-    </w:p>
-    <w:p>
-      <w:pPr>
-        <w:spacing w:line="360" w:lineRule="auto"/>
-        <w:jc w:val="both"/>
-        <w:rPr>
-          <w:sz w:val="28"/>
-          <w:szCs w:val="28"/>
-        </w:rPr>
-      </w:pPr>
-      <w:r>
-        <w:rPr>
-          <w:sz w:val="28"/>
-          <w:szCs w:val="28"/>
-        </w:rPr>
-        <w:t>Вебинар проводился на платформе ВКонтакте в формате онлайн-трансляции, что позволило охватить удалённых сотрудников без необходимости их личного присутствия.</w:t>
-      </w:r>
-    </w:p>
-    <w:p>
-      <w:pPr>
-        <w:spacing w:line="360" w:lineRule="auto"/>
-        <w:jc w:val="both"/>
-        <w:rPr>
-          <w:sz w:val="28"/>
-          <w:szCs w:val="28"/>
-        </w:rPr>
-      </w:pPr>
-      <w:r>
-        <w:rPr>
-          <w:sz w:val="28"/>
-          <w:szCs w:val="28"/>
-        </w:rPr>
-        <w:t>В ходе вебинара были рассмотрены следующие вопросы:</w:t>
-      </w:r>
-    </w:p>
-    <w:p>
-      <w:pPr>
-        <w:numPr>
-          <w:ilvl w:val="0"/>
-          <w:numId w:val="38"/>
-        </w:numPr>
-        <w:spacing w:line="360" w:lineRule="auto"/>
-        <w:jc w:val="both"/>
-        <w:rPr>
-          <w:sz w:val="28"/>
-          <w:szCs w:val="28"/>
-        </w:rPr>
-      </w:pPr>
-      <w:r>
-        <w:rPr>
-          <w:sz w:val="28"/>
-          <w:szCs w:val="28"/>
-        </w:rPr>
-        <w:t>какие угрозы существуют при работе с электронной почтой (фишинг, спам, вирусы, взлом почтового ящика);</w:t>
-      </w:r>
-    </w:p>
-    <w:p>
-      <w:pPr>
-        <w:numPr>
-          <w:ilvl w:val="0"/>
-          <w:numId w:val="38"/>
-        </w:numPr>
-        <w:spacing w:line="360" w:lineRule="auto"/>
-        <w:jc w:val="both"/>
-        <w:rPr>
-          <w:sz w:val="28"/>
-          <w:szCs w:val="28"/>
-        </w:rPr>
-      </w:pPr>
-      <w:r>
-        <w:rPr>
-          <w:sz w:val="28"/>
-          <w:szCs w:val="28"/>
-        </w:rPr>
-        <w:t>как распознать фишинговое письмо по характерным признакам (неправильный адрес отправителя, грамматические ошибки, подозрительные ссылки);</w:t>
-      </w:r>
-    </w:p>
-    <w:p>
-      <w:pPr>
-        <w:numPr>
-          <w:ilvl w:val="0"/>
-          <w:numId w:val="38"/>
-        </w:numPr>
-        <w:spacing w:line="360" w:lineRule="auto"/>
-        <w:jc w:val="both"/>
-        <w:rPr>
-          <w:sz w:val="28"/>
-          <w:szCs w:val="28"/>
-        </w:rPr>
-      </w:pPr>
-      <w:r>
-        <w:rPr>
-          <w:sz w:val="28"/>
-          <w:szCs w:val="28"/>
-        </w:rPr>
-        <w:t>как защитить почтовый ящик от взлома (сложные пароли, двухфакторная аутентификация, регулярная смена паролей);</w:t>
-      </w:r>
-    </w:p>
-    <w:p>
-      <w:pPr>
-        <w:numPr>
-          <w:ilvl w:val="0"/>
-          <w:numId w:val="38"/>
-        </w:numPr>
-        <w:spacing w:line="360" w:lineRule="auto"/>
-        <w:jc w:val="both"/>
-        <w:rPr>
-          <w:sz w:val="28"/>
-          <w:szCs w:val="28"/>
-        </w:rPr>
-      </w:pPr>
-      <w:r>
-        <w:rPr>
-          <w:sz w:val="28"/>
-          <w:szCs w:val="28"/>
-        </w:rPr>
-        <w:lastRenderedPageBreak/>
-        <w:t>как безопасно передавать документы и файлы по электронной почте;</w:t>
-      </w:r>
-    </w:p>
-    <w:p>
-      <w:pPr>
-        <w:numPr>
-          <w:ilvl w:val="0"/>
-          <w:numId w:val="38"/>
-        </w:numPr>
-        <w:spacing w:line="360" w:lineRule="auto"/>
-        <w:jc w:val="both"/>
-        <w:rPr>
-          <w:sz w:val="28"/>
-          <w:szCs w:val="28"/>
-        </w:rPr>
-      </w:pPr>
-      <w:r>
-        <w:rPr>
-          <w:sz w:val="28"/>
-          <w:szCs w:val="28"/>
-        </w:rPr>
-        <w:t>что делать, если почтовый ящик всё же был взломан.</w:t>
-      </w:r>
-    </w:p>
-    <w:p>
-      <w:pPr>
-        <w:spacing w:line="360" w:lineRule="auto"/>
-        <w:jc w:val="both"/>
-        <w:rPr>
-          <w:sz w:val="28"/>
-          <w:szCs w:val="28"/>
-        </w:rPr>
-      </w:pPr>
-      <w:r>
-        <w:rPr>
-          <w:sz w:val="28"/>
-          <w:szCs w:val="28"/>
-        </w:rPr>
-        <w:t>В ходе вебинара участники активно задавали вопросы, особенно по теме распознавания фишинговых писем и настройки двухфакторной аутентификации для почтовых сервисов. Участники получили практические рекомендации, которые могут быть применены в работе. Скриншот трансляции подтверждает факт проведения вебинара.</w:t>
-      </w:r>
-    </w:p>
-    <w:p>
-      <w:pPr>
-        <w:spacing w:line="360" w:lineRule="auto"/>
-        <w:jc w:val="both"/>
-        <w:rPr>
-          <w:sz w:val="28"/>
-          <w:szCs w:val="28"/>
-        </w:rPr>
-      </w:pPr>
-    </w:p>
-    <w:p>
-      <w:pPr>
-        <w:spacing w:line="360" w:lineRule="auto"/>
-        <w:jc w:val="both"/>
-        <w:rPr>
-          <w:b/>
-          <w:bCs/>
-          <w:sz w:val="28"/>
-          <w:szCs w:val="28"/>
-        </w:rPr>
-      </w:pPr>
-      <w:r>
-        <w:rPr>
-          <w:b/>
-          <w:bCs/>
-          <w:sz w:val="28"/>
-          <w:szCs w:val="28"/>
-        </w:rPr>
-        <w:t>6. Сценарий «Цифровой ликбез»</w:t>
-      </w:r>
-    </w:p>
-    <w:p>
-      <w:pPr>
-        <w:spacing w:line="360" w:lineRule="auto"/>
-        <w:jc w:val="both"/>
-        <w:rPr>
-          <w:sz w:val="28"/>
-          <w:szCs w:val="28"/>
-        </w:rPr>
-      </w:pPr>
-      <w:r>
-        <w:rPr>
-          <w:sz w:val="28"/>
-          <w:szCs w:val="28"/>
-        </w:rPr>
-        <w:t>Разработан сценарий просветительского мероприятия в формате «Цифровой ликбез» по теме «Безопасное использование мессенджеров». Мероприятие ориентировано на повышение уровня цифровой грамотности и формирование навыков безопасного поведения в цифровой среде.</w:t>
-      </w:r>
-    </w:p>
-    <w:p>
-      <w:pPr>
-        <w:spacing w:line="360" w:lineRule="auto"/>
-        <w:jc w:val="both"/>
-        <w:rPr>
-          <w:sz w:val="28"/>
-          <w:szCs w:val="28"/>
-        </w:rPr>
-      </w:pPr>
-      <w:r>
-        <w:rPr>
-          <w:sz w:val="28"/>
-          <w:szCs w:val="28"/>
-        </w:rPr>
-        <w:t>При разработке сценария учитывалось, что мероприятие должно быть доступным для аудитории с разным уровнем подготовки, содержать практические примеры и интерактивные элементы для вовлечения участников.</w:t>
-      </w:r>
-    </w:p>
-    <w:p>
-      <w:pPr>
-        <w:spacing w:line="360" w:lineRule="auto"/>
-        <w:jc w:val="both"/>
-        <w:rPr>
-          <w:sz w:val="28"/>
-          <w:szCs w:val="28"/>
-        </w:rPr>
-      </w:pPr>
-      <w:r>
-        <w:rPr>
-          <w:sz w:val="28"/>
-          <w:szCs w:val="28"/>
-        </w:rPr>
-        <w:t>Сценарий рассчитан на 35–40 минут и включает:</w:t>
-      </w:r>
-    </w:p>
-    <w:p>
-      <w:pPr>
-        <w:numPr>
-          <w:ilvl w:val="0"/>
-          <w:numId w:val="39"/>
-        </w:numPr>
-        <w:spacing w:line="360" w:lineRule="auto"/>
-        <w:jc w:val="both"/>
-        <w:rPr>
-          <w:sz w:val="28"/>
-          <w:szCs w:val="28"/>
-        </w:rPr>
-      </w:pPr>
-      <w:r>
-        <w:rPr>
-          <w:sz w:val="28"/>
-          <w:szCs w:val="28"/>
-        </w:rPr>
-        <w:t>вступление (5 минут) — объяснение актуальности темы, постановка целей мероприятия;</w:t>
-      </w:r>
-    </w:p>
-    <w:p>
-      <w:pPr>
-        <w:numPr>
-          <w:ilvl w:val="0"/>
-          <w:numId w:val="39"/>
-        </w:numPr>
-        <w:spacing w:line="360" w:lineRule="auto"/>
-        <w:jc w:val="both"/>
-        <w:rPr>
-          <w:sz w:val="28"/>
-          <w:szCs w:val="28"/>
-        </w:rPr>
-      </w:pPr>
-      <w:r>
-        <w:rPr>
-          <w:sz w:val="28"/>
-          <w:szCs w:val="28"/>
-        </w:rPr>
-        <w:t>блок 1 (6 минут) — фишинг и поддельные ссылки: как распознать и не переходить по подозрительным ссылкам;</w:t>
-      </w:r>
-    </w:p>
-    <w:p>
-      <w:pPr>
-        <w:numPr>
-          <w:ilvl w:val="0"/>
-          <w:numId w:val="39"/>
-        </w:numPr>
-        <w:spacing w:line="360" w:lineRule="auto"/>
-        <w:jc w:val="both"/>
-        <w:rPr>
-          <w:sz w:val="28"/>
-          <w:szCs w:val="28"/>
-        </w:rPr>
-      </w:pPr>
-      <w:r>
-        <w:rPr>
-          <w:sz w:val="28"/>
-          <w:szCs w:val="28"/>
-        </w:rPr>
-        <w:t>блок 2 (6 минут) — мошеннические звонки и сообщения: как правильно реагировать на подозрительные контакты;</w:t>
-      </w:r>
-    </w:p>
-    <w:p>
-      <w:pPr>
-        <w:numPr>
-          <w:ilvl w:val="0"/>
-          <w:numId w:val="39"/>
-        </w:numPr>
-        <w:spacing w:line="360" w:lineRule="auto"/>
-        <w:jc w:val="both"/>
-        <w:rPr>
-          <w:sz w:val="28"/>
-          <w:szCs w:val="28"/>
-        </w:rPr>
-      </w:pPr>
-      <w:r>
-        <w:rPr>
-          <w:sz w:val="28"/>
-          <w:szCs w:val="28"/>
-        </w:rPr>
-        <w:t>блок 3 (6 минут) — СМС-рассылки и ссылки от неизвестных номеров: почему нельзя переходить по ним;</w:t>
-      </w:r>
-    </w:p>
-    <w:p>
-      <w:pPr>
-        <w:numPr>
-          <w:ilvl w:val="0"/>
-          <w:numId w:val="39"/>
-        </w:numPr>
-        <w:spacing w:line="360" w:lineRule="auto"/>
-        <w:jc w:val="both"/>
-        <w:rPr>
-          <w:sz w:val="28"/>
-          <w:szCs w:val="28"/>
-        </w:rPr>
-      </w:pPr>
-      <w:r>
-        <w:rPr>
-          <w:sz w:val="28"/>
-          <w:szCs w:val="28"/>
-        </w:rPr>
-        <w:t>блок 4 (6 минут) — слабые пароли и двухфакторная аутентификация: как защитить аккаунты;</w:t>
-      </w:r>
-    </w:p>
-    <w:p>
-      <w:pPr>
-        <w:numPr>
-          <w:ilvl w:val="0"/>
-          <w:numId w:val="39"/>
-        </w:numPr>
-        <w:spacing w:line="360" w:lineRule="auto"/>
-        <w:jc w:val="both"/>
-        <w:rPr>
-          <w:sz w:val="28"/>
-          <w:szCs w:val="28"/>
-        </w:rPr>
-      </w:pPr>
-      <w:r>
-        <w:rPr>
-          <w:sz w:val="28"/>
-          <w:szCs w:val="28"/>
-        </w:rPr>
-        <w:t>блок 5 (6 минут) — утечка служебной информации: почему нельзя обсуждать рабочие вопросы в личных чатах;</w:t>
-      </w:r>
-    </w:p>
-    <w:p>
-      <w:pPr>
-        <w:numPr>
-          <w:ilvl w:val="0"/>
-          <w:numId w:val="39"/>
-        </w:numPr>
-        <w:spacing w:line="360" w:lineRule="auto"/>
-        <w:jc w:val="both"/>
-        <w:rPr>
-          <w:sz w:val="28"/>
-          <w:szCs w:val="28"/>
-        </w:rPr>
-      </w:pPr>
-      <w:r>
-        <w:rPr>
-          <w:sz w:val="28"/>
-          <w:szCs w:val="28"/>
-        </w:rPr>
-        <w:t>заключительная часть (5 минут) — повторение правил, ответы на вопросы, раздача памяток.</w:t>
-      </w:r>
-    </w:p>
-    <w:p>
-      <w:pPr>
-        <w:spacing w:line="360" w:lineRule="auto"/>
-        <w:jc w:val="both"/>
-        <w:rPr>
-          <w:sz w:val="28"/>
-          <w:szCs w:val="28"/>
-        </w:rPr>
-      </w:pPr>
-      <w:r>
-        <w:rPr>
-          <w:sz w:val="28"/>
-          <w:szCs w:val="28"/>
-        </w:rPr>
-        <w:lastRenderedPageBreak/>
-        <w:t>В сценарий включены интерактивные элементы: вопросы к участникам, разбор реальных примеров мошенничества, практическое задание по созданию сложного пароля, обсуждение правил безопасности. Это позволяет сделать мероприятие более живым и эффективным. Сценарий опубликован на сайте: </w:t>
+          <w:sz w:val="28"/>
+          <w:szCs w:val="28"/>
+        </w:rPr>
+      </w:pPr>
+      <w:r>
+        <w:rPr>
+          <w:sz w:val="28"/>
+          <w:szCs w:val="28"/>
+        </w:rPr>
+        <w:t>Все разработанные материалы были опубликованы на сайте: </w:t>
       </w:r>
       <w:hyperlink r:id="rId11" w:tgtFrame="_blank" w:history="1">
         <w:r>
@@ -3839,64 +3036,6 @@
           <w:szCs w:val="28"/>
         </w:rPr>
       </w:pPr>
-    </w:p>
-    <w:p>
-      <w:pPr>
-        <w:spacing w:line="360" w:lineRule="auto"/>
-        <w:jc w:val="both"/>
-        <w:rPr>
-          <w:b/>
-          <w:bCs/>
-          <w:sz w:val="28"/>
-          <w:szCs w:val="28"/>
-        </w:rPr>
-      </w:pPr>
-      <w:r>
-        <w:rPr>
-          <w:b/>
-          <w:bCs/>
-          <w:sz w:val="28"/>
-          <w:szCs w:val="28"/>
-        </w:rPr>
-        <w:t>7. Публикация на сайте</w:t>
-      </w:r>
-    </w:p>
-    <w:p>
-      <w:pPr>
-        <w:spacing w:line="360" w:lineRule="auto"/>
-        <w:jc w:val="both"/>
-        <w:rPr>
-          <w:sz w:val="28"/>
-          <w:szCs w:val="28"/>
-        </w:rPr>
-      </w:pPr>
-      <w:r>
-        <w:rPr>
-          <w:sz w:val="28"/>
-          <w:szCs w:val="28"/>
-        </w:rPr>
-        <w:t>Все разработанные материалы были опубликованы на сайте: </w:t>
-      </w:r>
-      <w:hyperlink r:id="rId12" w:tgtFrame="_blank" w:history="1">
-        <w:r>
-          <w:rPr>
-            <w:rStyle w:val="a9"/>
-            <w:sz w:val="28"/>
-            <w:szCs w:val="28"/>
-          </w:rPr>
-          <w:t>https://andrejkostromin99-cmyk.github.io</w:t>
-        </w:r>
-      </w:hyperlink>
-    </w:p>
-    <w:p>
-      <w:pPr>
-        <w:spacing w:line="360" w:lineRule="auto"/>
-        <w:jc w:val="both"/>
-        <w:rPr>
-          <w:sz w:val="28"/>
-          <w:szCs w:val="28"/>
-        </w:rPr>
-      </w:pPr>
       <w:r>
         <w:rPr>
           <w:sz w:val="28"/>
@@ -4029,6 +3168,141 @@
     </w:p>
     <w:p>
       <w:pPr>
+        <w:keepNext/>
+        <w:spacing w:line="360" w:lineRule="auto"/>
+        <w:jc w:val="center"/>
+      </w:pPr>
+      <w:r>
+        <w:rPr>
+          <w:noProof/>
+        </w:rPr>
+        <w:drawing>
+          <wp:inline distT="0" distB="0" distL="0" distR="0" wp14:anchorId="119DD8B6" wp14:editId="47C6C433">
+            <wp:extent cx="2781300" cy="2781300"/>
+            <wp:effectExtent l="0" t="0" r="0" b="0"/>
+            <wp:docPr id="1001557108" name="Рисунок 1"/>
+            <wp:cNvGraphicFramePr>
+              <a:graphicFrameLocks xmlns:a="http://schemas.openxmlformats.org/drawingml/2006/main" noChangeAspect="1"/>
+            </wp:cNvGraphicFramePr>
+            <a:graphic xmlns:a="http://schemas.openxmlformats.org/drawingml/2006/main">
+              <a:graphicData uri="http://schemas.openxmlformats.org/drawingml/2006/picture">
+                <pic:pic xmlns:pic="http://schemas.openxmlformats.org/drawingml/2006/picture">
+                  <pic:nvPicPr>
+                    <pic:cNvPr id="0" name="Picture 1"/>
+                    <pic:cNvPicPr>
+                      <a:picLocks noChangeAspect="1" noChangeArrowheads="1"/>
+                    </pic:cNvPicPr>
+                  </pic:nvPicPr>
+                  <pic:blipFill>
+                    <a:blip r:embed="rId12">
+                      <a:extLst>
+                        <a:ext uri="{28A0092B-C50C-407E-A947-70E740481C1C}">
+                          <a14:useLocalDpi xmlns:a14="http://schemas.microsoft.com/office/drawing/2010/main" val="0"/>
+                        </a:ext>
+                      </a:extLst>
+                    </a:blip>
+                    <a:srcRect/>
+                    <a:stretch>
+                      <a:fillRect/>
+                    </a:stretch>
+                  </pic:blipFill>
+                  <pic:spPr bwMode="auto">
+                    <a:xfrm>
+                      <a:off x="0" y="0"/>
+                      <a:ext cx="2781300" cy="2781300"/>
+                    </a:xfrm>
+                    <a:prstGeom prst="rect">
+                      <a:avLst/>
+                    </a:prstGeom>
+                    <a:noFill/>
+                    <a:ln>
+                      <a:noFill/>
+                    </a:ln>
+                  </pic:spPr>
+                </pic:pic>
+              </a:graphicData>
+            </a:graphic>
+          </wp:inline>
+        </w:drawing>
+      </w:r>
+    </w:p>
+    <w:p>
+      <w:pPr>
+        <w:pStyle w:val="ab"/>
+        <w:jc w:val="center"/>
+        <w:rPr>
+          <w:sz w:val="28"/>
+          <w:szCs w:val="28"/>
+        </w:rPr>
+      </w:pPr>
+      <w:r>
+        <w:rPr>
+          <w:sz w:val="28"/>
+          <w:szCs w:val="28"/>
+        </w:rPr>
+        <w:t xml:space="preserve">Рисунок </w:t>
+      </w:r>
+      <w:r>
+        <w:rPr>
+          <w:sz w:val="28"/>
+          <w:szCs w:val="28"/>
+        </w:rPr>
+        <w:fldChar w:fldCharType="begin"/>
+      </w:r>
+      <w:r>
+        <w:rPr>
+          <w:sz w:val="28"/>
+          <w:szCs w:val="28"/>
+        </w:rPr>
+        <w:instrText xml:space="preserve"> SEQ Рисунок \* ARABIC </w:instrText>
+      </w:r>
+      <w:r>
+        <w:rPr>
+          <w:sz w:val="28"/>
+          <w:szCs w:val="28"/>
+        </w:rPr>
+        <w:fldChar w:fldCharType="separate"/>
+      </w:r>
+      <w:r>
+        <w:rPr>
+          <w:noProof/>
+          <w:sz w:val="28"/>
+          <w:szCs w:val="28"/>
+        </w:rPr>
+        <w:t>1</w:t>
+      </w:r>
+      <w:r>
+        <w:rPr>
+          <w:sz w:val="28"/>
+          <w:szCs w:val="28"/>
+        </w:rPr>
+        <w:fldChar w:fldCharType="end"/>
+      </w:r>
+      <w:r>
+        <w:rPr>
+          <w:sz w:val="28"/>
+          <w:szCs w:val="28"/>
+        </w:rPr>
+        <w:t xml:space="preserve">. </w:t>
+      </w:r>
+      <w:r>
+        <w:rPr>
+          <w:sz w:val="28"/>
+          <w:szCs w:val="28"/>
+          <w:lang w:val="en-US"/>
+        </w:rPr>
+        <w:t>QR</w:t>
+      </w:r>
+      <w:r>
+        <w:rPr>
+          <w:sz w:val="28"/>
+          <w:szCs w:val="28"/>
+        </w:rPr>
+        <w:t>-код для входа на сайт</w:t>
+      </w:r>
+    </w:p>
+    <w:p>
+      <w:pPr>
         <w:spacing w:line="360" w:lineRule="auto"/>
         <w:jc w:val="both"/>
         <w:rPr>
@@ -4062,122 +3336,40 @@
         <w:spacing w:line="360" w:lineRule="auto"/>
         <w:jc w:val="both"/>
         <w:rPr>
-          <w:sz w:val="28"/>
-          <w:szCs w:val="28"/>
-        </w:rPr>
-      </w:pPr>
-    </w:p>
-    <w:p>
-      <w:pPr>
-        <w:spacing w:line="360" w:lineRule="auto"/>
-        <w:jc w:val="both"/>
-        <w:rPr>
-          <w:sz w:val="28"/>
-          <w:szCs w:val="28"/>
-        </w:rPr>
-      </w:pPr>
-    </w:p>
-    <w:p>
-      <w:pPr>
-        <w:spacing w:line="360" w:lineRule="auto"/>
-        <w:jc w:val="both"/>
-        <w:rPr>
-          <w:sz w:val="28"/>
-          <w:szCs w:val="28"/>
-        </w:rPr>
-      </w:pPr>
-    </w:p>
-    <w:p>
-      <w:pPr>
-        <w:spacing w:line="360" w:lineRule="auto"/>
-        <w:jc w:val="both"/>
-        <w:rPr>
-          <w:sz w:val="28"/>
-          <w:szCs w:val="28"/>
-        </w:rPr>
-      </w:pPr>
-    </w:p>
-    <w:p>
-      <w:pPr>
-        <w:spacing w:line="360" w:lineRule="auto"/>
-        <w:jc w:val="both"/>
-        <w:rPr>
-          <w:sz w:val="28"/>
-          <w:szCs w:val="28"/>
-        </w:rPr>
-      </w:pPr>
-    </w:p>
-    <w:p>
-      <w:pPr>
-        <w:spacing w:line="360" w:lineRule="auto"/>
-        <w:jc w:val="both"/>
-        <w:rPr>
-          <w:sz w:val="28"/>
-          <w:szCs w:val="28"/>
-        </w:rPr>
-      </w:pPr>
-    </w:p>
-    <w:p>
-      <w:pPr>
-        <w:spacing w:line="360" w:lineRule="auto"/>
-        <w:jc w:val="both"/>
-        <w:rPr>
-          <w:sz w:val="28"/>
-          <w:szCs w:val="28"/>
-        </w:rPr>
-      </w:pPr>
-    </w:p>
-    <w:p>
-      <w:pPr>
-        <w:spacing w:line="360" w:lineRule="auto"/>
-        <w:jc w:val="both"/>
-        <w:rPr>
-          <w:sz w:val="28"/>
-          <w:szCs w:val="28"/>
-        </w:rPr>
-      </w:pPr>
-    </w:p>
-    <w:p>
-      <w:pPr>
-        <w:spacing w:line="360" w:lineRule="auto"/>
-        <w:jc w:val="both"/>
-        <w:rPr>
-          <w:sz w:val="28"/>
-          <w:szCs w:val="28"/>
-        </w:rPr>
-      </w:pPr>
-    </w:p>
-    <w:p>
-      <w:pPr>
-        <w:spacing w:line="360" w:lineRule="auto"/>
-        <w:jc w:val="both"/>
-        <w:rPr>
-          <w:sz w:val="28"/>
-          <w:szCs w:val="28"/>
-        </w:rPr>
-      </w:pPr>
-    </w:p>
-    <w:p>
-      <w:pPr>
-        <w:spacing w:line="360" w:lineRule="auto"/>
-        <w:jc w:val="both"/>
-        <w:rPr>
           <w:b/>
           <w:bCs/>
           <w:sz w:val="28"/>
           <w:szCs w:val="28"/>
         </w:rPr>
       </w:pPr>
-      <w:r>
-        <w:rPr>
+    </w:p>
+    <w:p>
+      <w:pPr>
+        <w:pStyle w:val="2"/>
+        <w:spacing w:line="360" w:lineRule="auto"/>
+        <w:rPr>
+          <w:rFonts w:ascii="Times New Roman" w:hAnsi="Times New Roman" w:cs="Times New Roman"/>
           <w:b/>
           <w:bCs/>
+          <w:color w:val="auto"/>
+          <w:sz w:val="28"/>
+          <w:szCs w:val="28"/>
+        </w:rPr>
+      </w:pPr>
+      <w:bookmarkStart w:id="7" w:name="_Toc233556878"/>
+      <w:r>
+        <w:rPr>
+          <w:rFonts w:ascii="Times New Roman" w:hAnsi="Times New Roman" w:cs="Times New Roman"/>
+          <w:b/>
+          <w:bCs/>
+          <w:color w:val="auto"/>
           <w:sz w:val="28"/>
           <w:szCs w:val="28"/>
         </w:rPr>
         <w:lastRenderedPageBreak/>
         <w:t>Заключение</w:t>
       </w:r>
+      <w:bookmarkEnd w:id="7"/>
     </w:p>
     <w:p>
       <w:pPr>
@@ -4462,7 +3654,7 @@
 </file>
 
 <file path=word/endnotes.xml><?xml version="1.0" encoding="utf-8"?>
-<w:endnotes xmlns:wpc="http://schemas.microsoft.com/office/word/2010/wordprocessingCanvas" xmlns:cx="http://schemas.microsoft.com/office/drawing/2014/chartex" xmlns:cx1="http://schemas.microsoft.com/office/drawing/2015/9/8/chartex" xmlns:cx2="http://schemas.microsoft.com/office/drawing/2015/10/21/chartex" xmlns:cx3="http://schemas.microsoft.com/office/drawing/2016/5/9/chartex" xmlns:cx4="http://schemas.microsoft.com/office/drawing/2016/5/10/chartex" xmlns:cx5="http://schemas.microsoft.com/office/drawing/2016/5/11/chartex" xmlns:cx6="http://schemas.microsoft.com/office/drawing/2016/5/12/chartex" xmlns:cx7="http://schemas.microsoft.com/office/drawing/2016/5/13/chartex" xmlns:cx8="http://schemas.microsoft.com/office/drawing/2016/5/14/chartex" xmlns:mc="http://schemas.openxmlformats.org/markup-compatibility/2006" xmlns:aink="http://schemas.microsoft.com/office/drawing/2016/ink" xmlns:am3d="http://schemas.microsoft.com/office/drawing/2017/model3d" xmlns:o="urn:schemas-microsoft-com:office:office" xmlns:oel="http://schemas.microsoft.com/office/2019/extlst" xmlns:r="http://schemas.openxmlformats.org/officeDocument/2006/relationships" xmlns:m="http://schemas.openxmlformats.org/officeDocument/2006/math" xmlns:v="urn:schemas-microsoft-com:vml" xmlns:wp14="http://schemas.microsoft.com/office/word/2010/wordprocessingDrawing" xmlns:wp="http://schemas.openxmlformats.org/drawingml/2006/wordprocessingDrawing" xmlns:w10="urn:schemas-microsoft-com:office:word" xmlns:w="http://schemas.openxmlformats.org/wordprocessingml/2006/main" xmlns:w14="http://schemas.microsoft.com/office/word/2010/wordml" xmlns:w15="http://schemas.microsoft.com/office/word/2012/wordml" xmlns:w16cex="http://schemas.microsoft.com/office/word/2018/wordml/cex" xmlns:w16cid="http://schemas.microsoft.com/office/word/2016/wordml/cid" xmlns:w16="http://schemas.microsoft.com/office/word/2018/wordml" xmlns:w16sdtdh="http://schemas.microsoft.com/office/word/2020/wordml/sdtdatahash" xmlns:w16se="http://schemas.microsoft.com/office/word/2015/wordml/symex" xmlns:wpg="http://schemas.microsoft.com/office/word/2010/wordprocessingGroup" xmlns:wpi="http://schemas.microsoft.com/office/word/2010/wordprocessingInk" xmlns:wne="http://schemas.microsoft.com/office/word/2006/wordml" xmlns:wps="http://schemas.microsoft.com/office/word/2010/wordprocessingShape" mc:Ignorable="w14 w15 w16se w16cid w16 w16cex w16sdtdh wp14">
+<w:endnotes xmlns:wpc="http://schemas.microsoft.com/office/word/2010/wordprocessingCanvas" xmlns:cx="http://schemas.microsoft.com/office/drawing/2014/chartex" xmlns:cx1="http://schemas.microsoft.com/office/drawing/2015/9/8/chartex" xmlns:cx2="http://schemas.microsoft.com/office/drawing/2015/10/21/chartex" xmlns:cx3="http://schemas.microsoft.com/office/drawing/2016/5/9/chartex" xmlns:cx4="http://schemas.microsoft.com/office/drawing/2016/5/10/chartex" xmlns:cx5="http://schemas.microsoft.com/office/drawing/2016/5/11/chartex" xmlns:cx6="http://schemas.microsoft.com/office/drawing/2016/5/12/chartex" xmlns:cx7="http://schemas.microsoft.com/office/drawing/2016/5/13/chartex" xmlns:cx8="http://schemas.microsoft.com/office/drawing/2016/5/14/chartex" xmlns:mc="http://schemas.openxmlformats.org/markup-compatibility/2006" xmlns:aink="http://schemas.microsoft.com/office/drawing/2016/ink" xmlns:am3d="http://schemas.microsoft.com/office/drawing/2017/model3d" xmlns:o="urn:schemas-microsoft-com:office:office" xmlns:oel="http://schemas.microsoft.com/office/2019/extlst" xmlns:r="http://schemas.openxmlformats.org/officeDocument/2006/relationships" xmlns:m="http://schemas.openxmlformats.org/officeDocument/2006/math" xmlns:v="urn:schemas-microsoft-com:vml" xmlns:wp14="http://schemas.microsoft.com/office/word/2010/wordprocessingDrawing" xmlns:wp="http://schemas.openxmlformats.org/drawingml/2006/wordprocessingDrawing" xmlns:w10="urn:schemas-microsoft-com:office:word" xmlns:w="http://schemas.openxmlformats.org/wordprocessingml/2006/main" xmlns:w14="http://schemas.microsoft.com/office/word/2010/wordml" xmlns:w15="http://schemas.microsoft.com/office/word/2012/wordml" xmlns:w16cex="http://schemas.microsoft.com/office/word/2018/wordml/cex" xmlns:w16cid="http://schemas.microsoft.com/office/word/2016/wordml/cid" xmlns:w16="http://schemas.microsoft.com/office/word/2018/wordml" xmlns:w16du="http://schemas.microsoft.com/office/word/2023/wordml/word16du" xmlns:w16sdtdh="http://schemas.microsoft.com/office/word/2020/wordml/sdtdatahash" xmlns:w16sdtfl="http://schemas.microsoft.com/office/word/2024/wordml/sdtformatlock" xmlns:w16se="http://schemas.microsoft.com/office/word/2015/wordml/symex" xmlns:wpg="http://schemas.microsoft.com/office/word/2010/wordprocessingGroup" xmlns:wpi="http://schemas.microsoft.com/office/word/2010/wordprocessingInk" xmlns:wne="http://schemas.microsoft.com/office/word/2006/wordml" xmlns:wps="http://schemas.microsoft.com/office/word/2010/wordprocessingShape" mc:Ignorable="w14 w15 w16se w16cid w16 w16cex w16sdtdh w16sdtfl w16du wp14">
   <w:endnote w:type="separator" w:id="-1">
     <w:p>
       <w:r>
@@ -4481,7 +3673,7 @@
 </file>
 
 <file path=word/footer1.xml><?xml version="1.0" encoding="utf-8"?>
-<w:ftr xmlns:wpc="http://schemas.microsoft.com/office/word/2010/wordprocessingCanvas" xmlns:cx="http://schemas.microsoft.com/office/drawing/2014/chartex" xmlns:cx1="http://schemas.microsoft.com/office/drawing/2015/9/8/chartex" xmlns:cx2="http://schemas.microsoft.com/office/drawing/2015/10/21/chartex" xmlns:cx3="http://schemas.microsoft.com/office/drawing/2016/5/9/chartex" xmlns:cx4="http://schemas.microsoft.com/office/drawing/2016/5/10/chartex" xmlns:cx5="http://schemas.microsoft.com/office/drawing/2016/5/11/chartex" xmlns:cx6="http://schemas.microsoft.com/office/drawing/2016/5/12/chartex" xmlns:cx7="http://schemas.microsoft.com/office/drawing/2016/5/13/chartex" xmlns:cx8="http://schemas.microsoft.com/office/drawing/2016/5/14/chartex" xmlns:mc="http://schemas.openxmlformats.org/markup-compatibility/2006" xmlns:aink="http://schemas.microsoft.com/office/drawing/2016/ink" xmlns:am3d="http://schemas.microsoft.com/office/drawing/2017/model3d" xmlns:o="urn:schemas-microsoft-com:office:office" xmlns:oel="http://schemas.microsoft.com/office/2019/extlst" xmlns:r="http://schemas.openxmlformats.org/officeDocument/2006/relationships" xmlns:m="http://schemas.openxmlformats.org/officeDocument/2006/math" xmlns:v="urn:schemas-microsoft-com:vml" xmlns:wp14="http://schemas.microsoft.com/office/word/2010/wordprocessingDrawing" xmlns:wp="http://schemas.openxmlformats.org/drawingml/2006/wordprocessingDrawing" xmlns:w10="urn:schemas-microsoft-com:office:word" xmlns:w="http://schemas.openxmlformats.org/wordprocessingml/2006/main" xmlns:w14="http://schemas.microsoft.com/office/word/2010/wordml" xmlns:w15="http://schemas.microsoft.com/office/word/2012/wordml" xmlns:w16cex="http://schemas.microsoft.com/office/word/2018/wordml/cex" xmlns:w16cid="http://schemas.microsoft.com/office/word/2016/wordml/cid" xmlns:w16="http://schemas.microsoft.com/office/word/2018/wordml" xmlns:w16sdtdh="http://schemas.microsoft.com/office/word/2020/wordml/sdtdatahash" xmlns:w16se="http://schemas.microsoft.com/office/word/2015/wordml/symex" xmlns:wpg="http://schemas.microsoft.com/office/word/2010/wordprocessingGroup" xmlns:wpi="http://schemas.microsoft.com/office/word/2010/wordprocessingInk" xmlns:wne="http://schemas.microsoft.com/office/word/2006/wordml" xmlns:wps="http://schemas.microsoft.com/office/word/2010/wordprocessingShape" mc:Ignorable="w14 w15 w16se w16cid w16 w16cex w16sdtdh wp14">
+<w:ftr xmlns:wpc="http://schemas.microsoft.com/office/word/2010/wordprocessingCanvas" xmlns:cx="http://schemas.microsoft.com/office/drawing/2014/chartex" xmlns:cx1="http://schemas.microsoft.com/office/drawing/2015/9/8/chartex" xmlns:cx2="http://schemas.microsoft.com/office/drawing/2015/10/21/chartex" xmlns:cx3="http://schemas.microsoft.com/office/drawing/2016/5/9/chartex" xmlns:cx4="http://schemas.microsoft.com/office/drawing/2016/5/10/chartex" xmlns:cx5="http://schemas.microsoft.com/office/drawing/2016/5/11/chartex" xmlns:cx6="http://schemas.microsoft.com/office/drawing/2016/5/12/chartex" xmlns:cx7="http://schemas.microsoft.com/office/drawing/2016/5/13/chartex" xmlns:cx8="http://schemas.microsoft.com/office/drawing/2016/5/14/chartex" xmlns:mc="http://schemas.openxmlformats.org/markup-compatibility/2006" xmlns:aink="http://schemas.microsoft.com/office/drawing/2016/ink" xmlns:am3d="http://schemas.microsoft.com/office/drawing/2017/model3d" xmlns:o="urn:schemas-microsoft-com:office:office" xmlns:oel="http://schemas.microsoft.com/office/2019/extlst" xmlns:r="http://schemas.openxmlformats.org/officeDocument/2006/relationships" xmlns:m="http://schemas.openxmlformats.org/officeDocument/2006/math" xmlns:v="urn:schemas-microsoft-com:vml" xmlns:wp14="http://schemas.microsoft.com/office/word/2010/wordprocessingDrawing" xmlns:wp="http://schemas.openxmlformats.org/drawingml/2006/wordprocessingDrawing" xmlns:w10="urn:schemas-microsoft-com:office:word" xmlns:w="http://schemas.openxmlformats.org/wordprocessingml/2006/main" xmlns:w14="http://schemas.microsoft.com/office/word/2010/wordml" xmlns:w15="http://schemas.microsoft.com/office/word/2012/wordml" xmlns:w16cex="http://schemas.microsoft.com/office/word/2018/wordml/cex" xmlns:w16cid="http://schemas.microsoft.com/office/word/2016/wordml/cid" xmlns:w16="http://schemas.microsoft.com/office/word/2018/wordml" xmlns:w16du="http://schemas.microsoft.com/office/word/2023/wordml/word16du" xmlns:w16sdtdh="http://schemas.microsoft.com/office/word/2020/wordml/sdtdatahash" xmlns:w16sdtfl="http://schemas.microsoft.com/office/word/2024/wordml/sdtformatlock" xmlns:w16se="http://schemas.microsoft.com/office/word/2015/wordml/symex" xmlns:wpg="http://schemas.microsoft.com/office/word/2010/wordprocessingGroup" xmlns:wpi="http://schemas.microsoft.com/office/word/2010/wordprocessingInk" xmlns:wne="http://schemas.microsoft.com/office/word/2006/wordml" xmlns:wps="http://schemas.microsoft.com/office/word/2010/wordprocessingShape" mc:Ignorable="w14 w15 w16se w16cid w16 w16cex w16sdtdh w16sdtfl w16du wp14">
   <w:sdt>
     <w:sdtPr>
       <w:id w:val="2040921276"/>
@@ -4524,7 +3716,7 @@
 </file>
 
 <file path=word/footnotes.xml><?xml version="1.0" encoding="utf-8"?>
-<w:footnotes xmlns:wpc="http://schemas.microsoft.com/office/word/2010/wordprocessingCanvas" xmlns:cx="http://schemas.microsoft.com/office/drawing/2014/chartex" xmlns:cx1="http://schemas.microsoft.com/office/drawing/2015/9/8/chartex" xmlns:cx2="http://schemas.microsoft.com/office/drawing/2015/10/21/chartex" xmlns:cx3="http://schemas.microsoft.com/office/drawing/2016/5/9/chartex" xmlns:cx4="http://schemas.microsoft.com/office/drawing/2016/5/10/chartex" xmlns:cx5="http://schemas.microsoft.com/office/drawing/2016/5/11/chartex" xmlns:cx6="http://schemas.microsoft.com/office/drawing/2016/5/12/chartex" xmlns:cx7="http://schemas.microsoft.com/office/drawing/2016/5/13/chartex" xmlns:cx8="http://schemas.microsoft.com/office/drawing/2016/5/14/chartex" xmlns:mc="http://schemas.openxmlformats.org/markup-compatibility/2006" xmlns:aink="http://schemas.microsoft.com/office/drawing/2016/ink" xmlns:am3d="http://schemas.microsoft.com/office/drawing/2017/model3d" xmlns:o="urn:schemas-microsoft-com:office:office" xmlns:oel="http://schemas.microsoft.com/office/2019/extlst" xmlns:r="http://schemas.openxmlformats.org/officeDocument/2006/relationships" xmlns:m="http://schemas.openxmlformats.org/officeDocument/2006/math" xmlns:v="urn:schemas-microsoft-com:vml" xmlns:wp14="http://schemas.microsoft.com/office/word/2010/wordprocessingDrawing" xmlns:wp="http://schemas.openxmlformats.org/drawingml/2006/wordprocessingDrawing" xmlns:w10="urn:schemas-microsoft-com:office:word" xmlns:w="http://schemas.openxmlformats.org/wordprocessingml/2006/main" xmlns:w14="http://schemas.microsoft.com/office/word/2010/wordml" xmlns:w15="http://schemas.microsoft.com/office/word/2012/wordml" xmlns:w16cex="http://schemas.microsoft.com/office/word/2018/wordml/cex" xmlns:w16cid="http://schemas.microsoft.com/office/word/2016/wordml/cid" xmlns:w16="http://schemas.microsoft.com/office/word/2018/wordml" xmlns:w16sdtdh="http://schemas.microsoft.com/office/word/2020/wordml/sdtdatahash" xmlns:w16se="http://schemas.microsoft.com/office/word/2015/wordml/symex" xmlns:wpg="http://schemas.microsoft.com/office/word/2010/wordprocessingGroup" xmlns:wpi="http://schemas.microsoft.com/office/word/2010/wordprocessingInk" xmlns:wne="http://schemas.microsoft.com/office/word/2006/wordml" xmlns:wps="http://schemas.microsoft.com/office/word/2010/wordprocessingShape" mc:Ignorable="w14 w15 w16se w16cid w16 w16cex w16sdtdh wp14">
+<w:footnotes xmlns:wpc="http://schemas.microsoft.com/office/word/2010/wordprocessingCanvas" xmlns:cx="http://schemas.microsoft.com/office/drawing/2014/chartex" xmlns:cx1="http://schemas.microsoft.com/office/drawing/2015/9/8/chartex" xmlns:cx2="http://schemas.microsoft.com/office/drawing/2015/10/21/chartex" xmlns:cx3="http://schemas.microsoft.com/office/drawing/2016/5/9/chartex" xmlns:cx4="http://schemas.microsoft.com/office/drawing/2016/5/10/chartex" xmlns:cx5="http://schemas.microsoft.com/office/drawing/2016/5/11/chartex" xmlns:cx6="http://schemas.microsoft.com/office/drawing/2016/5/12/chartex" xmlns:cx7="http://schemas.microsoft.com/office/drawing/2016/5/13/chartex" xmlns:cx8="http://schemas.microsoft.com/office/drawing/2016/5/14/chartex" xmlns:mc="http://schemas.openxmlformats.org/markup-compatibility/2006" xmlns:aink="http://schemas.microsoft.com/office/drawing/2016/ink" xmlns:am3d="http://schemas.microsoft.com/office/drawing/2017/model3d" xmlns:o="urn:schemas-microsoft-com:office:office" xmlns:oel="http://schemas.microsoft.com/office/2019/extlst" xmlns:r="http://schemas.openxmlformats.org/officeDocument/2006/relationships" xmlns:m="http://schemas.openxmlformats.org/officeDocument/2006/math" xmlns:v="urn:schemas-microsoft-com:vml" xmlns:wp14="http://schemas.microsoft.com/office/word/2010/wordprocessingDrawing" xmlns:wp="http://schemas.openxmlformats.org/drawingml/2006/wordprocessingDrawing" xmlns:w10="urn:schemas-microsoft-com:office:word" xmlns:w="http://schemas.openxmlformats.org/wordprocessingml/2006/main" xmlns:w14="http://schemas.microsoft.com/office/word/2010/wordml" xmlns:w15="http://schemas.microsoft.com/office/word/2012/wordml" xmlns:w16cex="http://schemas.microsoft.com/office/word/2018/wordml/cex" xmlns:w16cid="http://schemas.microsoft.com/office/word/2016/wordml/cid" xmlns:w16="http://schemas.microsoft.com/office/word/2018/wordml" xmlns:w16du="http://schemas.microsoft.com/office/word/2023/wordml/word16du" xmlns:w16sdtdh="http://schemas.microsoft.com/office/word/2020/wordml/sdtdatahash" xmlns:w16sdtfl="http://schemas.microsoft.com/office/word/2024/wordml/sdtformatlock" xmlns:w16se="http://schemas.microsoft.com/office/word/2015/wordml/symex" xmlns:wpg="http://schemas.microsoft.com/office/word/2010/wordprocessingGroup" xmlns:wpi="http://schemas.microsoft.com/office/word/2010/wordprocessingInk" xmlns:wne="http://schemas.microsoft.com/office/word/2006/wordml" xmlns:wps="http://schemas.microsoft.com/office/word/2010/wordprocessingShape" mc:Ignorable="w14 w15 w16se w16cid w16 w16cex w16sdtdh w16sdtfl w16du wp14">
   <w:footnote w:type="separator" w:id="-1">
     <w:p>
       <w:r>
@@ -4543,7 +3735,7 @@
 </file>
 
 <file path=word/numbering.xml><?xml version="1.0" encoding="utf-8"?>
-<w:numbering xmlns:wpc="http://schemas.microsoft.com/office/word/2010/wordprocessingCanvas" xmlns:cx="http://schemas.microsoft.com/office/drawing/2014/chartex" xmlns:cx1="http://schemas.microsoft.com/office/drawing/2015/9/8/chartex" xmlns:cx2="http://schemas.microsoft.com/office/drawing/2015/10/21/chartex" xmlns:cx3="http://schemas.microsoft.com/office/drawing/2016/5/9/chartex" xmlns:cx4="http://schemas.microsoft.com/office/drawing/2016/5/10/chartex" xmlns:cx5="http://schemas.microsoft.com/office/drawing/2016/5/11/chartex" xmlns:cx6="http://schemas.microsoft.com/office/drawing/2016/5/12/chartex" xmlns:cx7="http://schemas.microsoft.com/office/drawing/2016/5/13/chartex" xmlns:cx8="http://schemas.microsoft.com/office/drawing/2016/5/14/chartex" xmlns:mc="http://schemas.openxmlformats.org/markup-compatibility/2006" xmlns:aink="http://schemas.microsoft.com/office/drawing/2016/ink" xmlns:am3d="http://schemas.microsoft.com/office/drawing/2017/model3d" xmlns:o="urn:schemas-microsoft-com:office:office" xmlns:oel="http://schemas.microsoft.com/office/2019/extlst" xmlns:r="http://schemas.openxmlformats.org/officeDocument/2006/relationships" xmlns:m="http://schemas.openxmlformats.org/officeDocument/2006/math" xmlns:v="urn:schemas-microsoft-com:vml" xmlns:wp14="http://schemas.microsoft.com/office/word/2010/wordprocessingDrawing" xmlns:wp="http://schemas.openxmlformats.org/drawingml/2006/wordprocessingDrawing" xmlns:w10="urn:schemas-microsoft-com:office:word" xmlns:w="http://schemas.openxmlformats.org/wordprocessingml/2006/main" xmlns:w14="http://schemas.microsoft.com/office/word/2010/wordml" xmlns:w15="http://schemas.microsoft.com/office/word/2012/wordml" xmlns:w16cex="http://schemas.microsoft.com/office/word/2018/wordml/cex" xmlns:w16cid="http://schemas.microsoft.com/office/word/2016/wordml/cid" xmlns:w16="http://schemas.microsoft.com/office/word/2018/wordml" xmlns:w16sdtdh="http://schemas.microsoft.com/office/word/2020/wordml/sdtdatahash" xmlns:w16se="http://schemas.microsoft.com/office/word/2015/wordml/symex" xmlns:wpg="http://schemas.microsoft.com/office/word/2010/wordprocessingGroup" xmlns:wpi="http://schemas.microsoft.com/office/word/2010/wordprocessingInk" xmlns:wne="http://schemas.microsoft.com/office/word/2006/wordml" xmlns:wps="http://schemas.microsoft.com/office/word/2010/wordprocessingShape" mc:Ignorable="w14 w15 w16se w16cid w16 w16cex w16sdtdh wp14">
+<w:numbering xmlns:wpc="http://schemas.microsoft.com/office/word/2010/wordprocessingCanvas" xmlns:cx="http://schemas.microsoft.com/office/drawing/2014/chartex" xmlns:cx1="http://schemas.microsoft.com/office/drawing/2015/9/8/chartex" xmlns:cx2="http://schemas.microsoft.com/office/drawing/2015/10/21/chartex" xmlns:cx3="http://schemas.microsoft.com/office/drawing/2016/5/9/chartex" xmlns:cx4="http://schemas.microsoft.com/office/drawing/2016/5/10/chartex" xmlns:cx5="http://schemas.microsoft.com/office/drawing/2016/5/11/chartex" xmlns:cx6="http://schemas.microsoft.com/office/drawing/2016/5/12/chartex" xmlns:cx7="http://schemas.microsoft.com/office/drawing/2016/5/13/chartex" xmlns:cx8="http://schemas.microsoft.com/office/drawing/2016/5/14/chartex" xmlns:mc="http://schemas.openxmlformats.org/markup-compatibility/2006" xmlns:aink="http://schemas.microsoft.com/office/drawing/2016/ink" xmlns:am3d="http://schemas.microsoft.com/office/drawing/2017/model3d" xmlns:o="urn:schemas-microsoft-com:office:office" xmlns:oel="http://schemas.microsoft.com/office/2019/extlst" xmlns:r="http://schemas.openxmlformats.org/officeDocument/2006/relationships" xmlns:m="http://schemas.openxmlformats.org/officeDocument/2006/math" xmlns:v="urn:schemas-microsoft-com:vml" xmlns:wp14="http://schemas.microsoft.com/office/word/2010/wordprocessingDrawing" xmlns:wp="http://schemas.openxmlformats.org/drawingml/2006/wordprocessingDrawing" xmlns:w10="urn:schemas-microsoft-com:office:word" xmlns:w="http://schemas.openxmlformats.org/wordprocessingml/2006/main" xmlns:w14="http://schemas.microsoft.com/office/word/2010/wordml" xmlns:w15="http://schemas.microsoft.com/office/word/2012/wordml" xmlns:w16cex="http://schemas.microsoft.com/office/word/2018/wordml/cex" xmlns:w16cid="http://schemas.microsoft.com/office/word/2016/wordml/cid" xmlns:w16="http://schemas.microsoft.com/office/word/2018/wordml" xmlns:w16du="http://schemas.microsoft.com/office/word/2023/wordml/word16du" xmlns:w16sdtdh="http://schemas.microsoft.com/office/word/2020/wordml/sdtdatahash" xmlns:w16sdtfl="http://schemas.microsoft.com/office/word/2024/wordml/sdtformatlock" xmlns:w16se="http://schemas.microsoft.com/office/word/2015/wordml/symex" xmlns:wpg="http://schemas.microsoft.com/office/word/2010/wordprocessingGroup" xmlns:wpi="http://schemas.microsoft.com/office/word/2010/wordprocessingInk" xmlns:wne="http://schemas.microsoft.com/office/word/2006/wordml" xmlns:wps="http://schemas.microsoft.com/office/word/2010/wordprocessingShape" mc:Ignorable="w14 w15 w16se w16cid w16 w16cex w16sdtdh w16sdtfl w16du wp14">
   <w:abstractNum w:abstractNumId="0" w15:restartNumberingAfterBreak="0">
     <w:nsid w:val="087D41A3"/>
     <w:multiLevelType w:val="multilevel"/>
@@ -10704,7 +9896,7 @@
 </file>
 
 <file path=word/styles.xml><?xml version="1.0" encoding="utf-8"?>
-<w:styles xmlns:mc="http://schemas.openxmlformats.org/markup-compatibility/2006" xmlns:r="http://schemas.openxmlformats.org/officeDocument/2006/relationships" xmlns:w="http://schemas.openxmlformats.org/wordprocessingml/2006/main" xmlns:w14="http://schemas.microsoft.com/office/word/2010/wordml" xmlns:w15="http://schemas.microsoft.com/office/word/2012/wordml" xmlns:w16cex="http://schemas.microsoft.com/office/word/2018/wordml/cex" xmlns:w16cid="http://schemas.microsoft.com/office/word/2016/wordml/cid" xmlns:w16="http://schemas.microsoft.com/office/word/2018/wordml" xmlns:w16sdtdh="http://schemas.microsoft.com/office/word/2020/wordml/sdtdatahash" xmlns:w16se="http://schemas.microsoft.com/office/word/2015/wordml/symex" mc:Ignorable="w14 w15 w16se w16cid w16 w16cex w16sdtdh">
+<w:styles xmlns:mc="http://schemas.openxmlformats.org/markup-compatibility/2006" xmlns:r="http://schemas.openxmlformats.org/officeDocument/2006/relationships" xmlns:w="http://schemas.openxmlformats.org/wordprocessingml/2006/main" xmlns:w14="http://schemas.microsoft.com/office/word/2010/wordml" xmlns:w15="http://schemas.microsoft.com/office/word/2012/wordml" xmlns:w16cex="http://schemas.microsoft.com/office/word/2018/wordml/cex" xmlns:w16cid="http://schemas.microsoft.com/office/word/2016/wordml/cid" xmlns:w16="http://schemas.microsoft.com/office/word/2018/wordml" xmlns:w16du="http://schemas.microsoft.com/office/word/2023/wordml/word16du" xmlns:w16sdtdh="http://schemas.microsoft.com/office/word/2020/wordml/sdtdatahash" xmlns:w16sdtfl="http://schemas.microsoft.com/office/word/2024/wordml/sdtformatlock" xmlns:w16se="http://schemas.microsoft.com/office/word/2015/wordml/symex" mc:Ignorable="w14 w15 w16se w16cid w16 w16cex w16sdtdh w16sdtfl w16du">
   <w:docDefaults>
     <w:rPrDefault>
       <w:rPr>
@@ -11112,9 +10304,53 @@
       <w:lang w:eastAsia="ru-RU"/>
     </w:rPr>
   </w:style>
+  <w:style w:type="paragraph" w:styleId="1">
+    <w:name w:val="heading 1"/>
+    <w:basedOn w:val="a"/>
+    <w:next w:val="a"/>
+    <w:link w:val="10"/>
+    <w:uiPriority w:val="9"/>
+    <w:qFormat/>
+    <w:rsid w:val="00D077C0"/>
+    <w:pPr>
+      <w:keepNext/>
+      <w:keepLines/>
+      <w:spacing w:before="240"/>
+      <w:outlineLvl w:val="0"/>
+    </w:pPr>
+    <w:rPr>
+      <w:rFonts w:asciiTheme="majorHAnsi" w:eastAsiaTheme="majorEastAsia" w:hAnsiTheme="majorHAnsi" w:cstheme="majorBidi"/>
+      <w:color w:val="2E74B5" w:themeColor="accent1" w:themeShade="BF"/>
+      <w:sz w:val="32"/>
+      <w:szCs w:val="32"/>
+    </w:rPr>
+  </w:style>
+  <w:style w:type="paragraph" w:styleId="2">
+    <w:name w:val="heading 2"/>
+    <w:basedOn w:val="a"/>
+    <w:next w:val="a"/>
+    <w:link w:val="20"/>
+    <w:uiPriority w:val="9"/>
+    <w:unhideWhenUsed/>
+    <w:qFormat/>
+    <w:rsid w:val="00D077C0"/>
+    <w:pPr>
+      <w:keepNext/>
+      <w:keepLines/>
+      <w:spacing w:before="40"/>
+      <w:outlineLvl w:val="1"/>
+    </w:pPr>
+    <w:rPr>
+      <w:rFonts w:asciiTheme="majorHAnsi" w:eastAsiaTheme="majorEastAsia" w:hAnsiTheme="majorHAnsi" w:cstheme="majorBidi"/>
+      <w:color w:val="2E74B5" w:themeColor="accent1" w:themeShade="BF"/>
+      <w:sz w:val="26"/>
+      <w:szCs w:val="26"/>
+    </w:rPr>
+  </w:style>
   <w:style w:type="character" w:default="1" w:styleId="a0">
     <w:name w:val="Default Paragraph Font"/>
     <w:uiPriority w:val="1"/>
+    <w:semiHidden/>
     <w:unhideWhenUsed/>
   </w:style>
   <w:style w:type="table" w:default="1" w:styleId="a1">
@@ -11260,6 +10496,80 @@
       <w:color w:val="44546A" w:themeColor="text2"/>
       <w:sz w:val="18"/>
       <w:szCs w:val="18"/>
+    </w:rPr>
+  </w:style>
+  <w:style w:type="character" w:customStyle="1" w:styleId="20">
+    <w:name w:val="Заголовок 2 Знак"/>
+    <w:basedOn w:val="a0"/>
+    <w:link w:val="2"/>
+    <w:uiPriority w:val="9"/>
+    <w:rsid w:val="00D077C0"/>
+    <w:rPr>
+      <w:rFonts w:asciiTheme="majorHAnsi" w:eastAsiaTheme="majorEastAsia" w:hAnsiTheme="majorHAnsi" w:cstheme="majorBidi"/>
+      <w:color w:val="2E74B5" w:themeColor="accent1" w:themeShade="BF"/>
+      <w:sz w:val="26"/>
+      <w:szCs w:val="26"/>
+      <w:lang w:eastAsia="ru-RU"/>
+    </w:rPr>
+  </w:style>
+  <w:style w:type="character" w:styleId="ac">
+    <w:name w:val="Subtle Emphasis"/>
+    <w:basedOn w:val="a0"/>
+    <w:uiPriority w:val="19"/>
+    <w:qFormat/>
+    <w:rsid w:val="00D077C0"/>
+    <w:rPr>
+      <w:i/>
+      <w:iCs/>
+      <w:color w:val="404040" w:themeColor="text1" w:themeTint="BF"/>
+    </w:rPr>
+  </w:style>
+  <w:style w:type="character" w:customStyle="1" w:styleId="10">
+    <w:name w:val="Заголовок 1 Знак"/>
+    <w:basedOn w:val="a0"/>
+    <w:link w:val="1"/>
+    <w:uiPriority w:val="9"/>
+    <w:rsid w:val="00D077C0"/>
+    <w:rPr>
+      <w:rFonts w:asciiTheme="majorHAnsi" w:eastAsiaTheme="majorEastAsia" w:hAnsiTheme="majorHAnsi" w:cstheme="majorBidi"/>
+      <w:color w:val="2E74B5" w:themeColor="accent1" w:themeShade="BF"/>
+      <w:sz w:val="32"/>
+      <w:szCs w:val="32"/>
+      <w:lang w:eastAsia="ru-RU"/>
+    </w:rPr>
+  </w:style>
+  <w:style w:type="paragraph" w:styleId="ad">
+    <w:name w:val="TOC Heading"/>
+    <w:basedOn w:val="1"/>
+    <w:next w:val="a"/>
+    <w:uiPriority w:val="39"/>
+    <w:unhideWhenUsed/>
+    <w:qFormat/>
+    <w:rsid w:val="00D077C0"/>
+    <w:pPr>
+      <w:spacing w:line="259" w:lineRule="auto"/>
+      <w:outlineLvl w:val="9"/>
+    </w:pPr>
+  </w:style>
+  <w:style w:type="paragraph" w:styleId="21">
+    <w:name w:val="toc 2"/>
+    <w:basedOn w:val="a"/>
+    <w:next w:val="a"/>
+    <w:autoRedefine/>
+    <w:uiPriority w:val="39"/>
+    <w:unhideWhenUsed/>
+    <w:rsid w:val="00D077C0"/>
+    <w:pPr>
+      <w:tabs>
+        <w:tab w:val="right" w:leader="dot" w:pos="10762"/>
+      </w:tabs>
+      <w:spacing w:after="100"/>
+      <w:ind w:left="240"/>
+    </w:pPr>
+    <w:rPr>
+      <w:noProof/>
+      <w:sz w:val="28"/>
+      <w:szCs w:val="28"/>
     </w:rPr>
   </w:style>
 </w:styles>
